--- a/docs/Project Report.docx
+++ b/docs/Project Report.docx
@@ -224,6 +224,41 @@
         </w:drawing>
       </w:r>
     </w:p>
+    <w:p/>
+    <w:p/>
+    <w:p>
+      <w:r>
+        <w:t>External Links:</w:t>
+      </w:r>
+      <w:r>
+        <w:br/>
+        <w:t xml:space="preserve">GitHub: </w:t>
+      </w:r>
+      <w:hyperlink r:id="rId6" w:history="1">
+        <w:r>
+          <w:rPr>
+            <w:rStyle w:val="Hyperlink"/>
+          </w:rPr>
+          <w:t>https://github.com/ARandomPrimeNumber/Library_Management_System_Group_7_NEU_Khoa66DSEB66A_-</w:t>
+        </w:r>
+      </w:hyperlink>
+      <w:r>
+        <w:br/>
+        <w:t xml:space="preserve">YouTube: </w:t>
+      </w:r>
+    </w:p>
+    <w:p>
+      <w:hyperlink r:id="rId7" w:tgtFrame="_blank" w:history="1">
+        <w:r>
+          <w:rPr>
+            <w:rStyle w:val="Hyperlink"/>
+            <w:b/>
+            <w:bCs/>
+          </w:rPr>
+          <w:t>https://youtube.com/@thehll0w-h4s?si=N1dsZl0wAITy5PzF</w:t>
+        </w:r>
+      </w:hyperlink>
+    </w:p>
     <w:p>
       <w:pPr>
         <w:sectPr>
@@ -233,6 +268,9 @@
           <w:docGrid w:linePitch="360"/>
         </w:sectPr>
       </w:pPr>
+      <w:r>
+        <w:br/>
+      </w:r>
     </w:p>
     <w:p>
       <w:pPr>
@@ -570,12 +608,6 @@
         <w:gridCol w:w="1800"/>
       </w:tblGrid>
       <w:tr>
-        <w:tblPrEx>
-          <w:tblCellMar>
-            <w:top w:w="0" w:type="dxa"/>
-            <w:bottom w:w="0" w:type="dxa"/>
-          </w:tblCellMar>
-        </w:tblPrEx>
         <w:tc>
           <w:tcPr>
             <w:tcW w:w="900" w:type="dxa"/>
@@ -668,12 +700,6 @@
         </w:tc>
       </w:tr>
       <w:tr>
-        <w:tblPrEx>
-          <w:tblCellMar>
-            <w:top w:w="0" w:type="dxa"/>
-            <w:bottom w:w="0" w:type="dxa"/>
-          </w:tblCellMar>
-        </w:tblPrEx>
         <w:tc>
           <w:tcPr>
             <w:tcW w:w="900" w:type="dxa"/>
@@ -760,12 +786,6 @@
         </w:tc>
       </w:tr>
       <w:tr>
-        <w:tblPrEx>
-          <w:tblCellMar>
-            <w:top w:w="0" w:type="dxa"/>
-            <w:bottom w:w="0" w:type="dxa"/>
-          </w:tblCellMar>
-        </w:tblPrEx>
         <w:tc>
           <w:tcPr>
             <w:tcW w:w="900" w:type="dxa"/>
@@ -853,12 +873,6 @@
         </w:tc>
       </w:tr>
       <w:tr>
-        <w:tblPrEx>
-          <w:tblCellMar>
-            <w:top w:w="0" w:type="dxa"/>
-            <w:bottom w:w="0" w:type="dxa"/>
-          </w:tblCellMar>
-        </w:tblPrEx>
         <w:tc>
           <w:tcPr>
             <w:tcW w:w="900" w:type="dxa"/>
@@ -945,12 +959,6 @@
         </w:tc>
       </w:tr>
       <w:tr>
-        <w:tblPrEx>
-          <w:tblCellMar>
-            <w:top w:w="0" w:type="dxa"/>
-            <w:bottom w:w="0" w:type="dxa"/>
-          </w:tblCellMar>
-        </w:tblPrEx>
         <w:tc>
           <w:tcPr>
             <w:tcW w:w="900" w:type="dxa"/>
@@ -1037,12 +1045,6 @@
         </w:tc>
       </w:tr>
       <w:tr>
-        <w:tblPrEx>
-          <w:tblCellMar>
-            <w:top w:w="0" w:type="dxa"/>
-            <w:bottom w:w="0" w:type="dxa"/>
-          </w:tblCellMar>
-        </w:tblPrEx>
         <w:tc>
           <w:tcPr>
             <w:tcW w:w="900" w:type="dxa"/>
@@ -1129,12 +1131,6 @@
         </w:tc>
       </w:tr>
       <w:tr>
-        <w:tblPrEx>
-          <w:tblCellMar>
-            <w:top w:w="0" w:type="dxa"/>
-            <w:bottom w:w="0" w:type="dxa"/>
-          </w:tblCellMar>
-        </w:tblPrEx>
         <w:tc>
           <w:tcPr>
             <w:tcW w:w="900" w:type="dxa"/>
@@ -1221,12 +1217,6 @@
         </w:tc>
       </w:tr>
       <w:tr>
-        <w:tblPrEx>
-          <w:tblCellMar>
-            <w:top w:w="0" w:type="dxa"/>
-            <w:bottom w:w="0" w:type="dxa"/>
-          </w:tblCellMar>
-        </w:tblPrEx>
         <w:tc>
           <w:tcPr>
             <w:tcW w:w="900" w:type="dxa"/>
@@ -1313,12 +1303,6 @@
         </w:tc>
       </w:tr>
       <w:tr>
-        <w:tblPrEx>
-          <w:tblCellMar>
-            <w:top w:w="0" w:type="dxa"/>
-            <w:bottom w:w="0" w:type="dxa"/>
-          </w:tblCellMar>
-        </w:tblPrEx>
         <w:tc>
           <w:tcPr>
             <w:tcW w:w="900" w:type="dxa"/>
@@ -1405,12 +1389,6 @@
         </w:tc>
       </w:tr>
       <w:tr>
-        <w:tblPrEx>
-          <w:tblCellMar>
-            <w:top w:w="0" w:type="dxa"/>
-            <w:bottom w:w="0" w:type="dxa"/>
-          </w:tblCellMar>
-        </w:tblPrEx>
         <w:tc>
           <w:tcPr>
             <w:tcW w:w="900" w:type="dxa"/>
@@ -1497,12 +1475,6 @@
         </w:tc>
       </w:tr>
       <w:tr>
-        <w:tblPrEx>
-          <w:tblCellMar>
-            <w:top w:w="0" w:type="dxa"/>
-            <w:bottom w:w="0" w:type="dxa"/>
-          </w:tblCellMar>
-        </w:tblPrEx>
         <w:tc>
           <w:tcPr>
             <w:tcW w:w="900" w:type="dxa"/>
@@ -1589,12 +1561,6 @@
         </w:tc>
       </w:tr>
       <w:tr>
-        <w:tblPrEx>
-          <w:tblCellMar>
-            <w:top w:w="0" w:type="dxa"/>
-            <w:bottom w:w="0" w:type="dxa"/>
-          </w:tblCellMar>
-        </w:tblPrEx>
         <w:tc>
           <w:tcPr>
             <w:tcW w:w="900" w:type="dxa"/>
@@ -1777,7 +1743,16 @@
         <w:t xml:space="preserve">Reliability: </w:t>
       </w:r>
       <w:r>
-        <w:t>Graceful error handling — invalid inputs never crash the application.</w:t>
+        <w:t>E</w:t>
+      </w:r>
+      <w:r>
+        <w:t xml:space="preserve">rror handling </w:t>
+      </w:r>
+      <w:r>
+        <w:t xml:space="preserve"> - </w:t>
+      </w:r>
+      <w:r>
+        <w:t xml:space="preserve"> invalid inputs never crash the application.</w:t>
       </w:r>
     </w:p>
     <w:p>
@@ -1873,12 +1848,6 @@
         <w:gridCol w:w="2927"/>
       </w:tblGrid>
       <w:tr>
-        <w:tblPrEx>
-          <w:tblCellMar>
-            <w:top w:w="0" w:type="dxa"/>
-            <w:bottom w:w="0" w:type="dxa"/>
-          </w:tblCellMar>
-        </w:tblPrEx>
         <w:tc>
           <w:tcPr>
             <w:tcW w:w="360" w:type="dxa"/>
@@ -2031,12 +2000,6 @@
         </w:tc>
       </w:tr>
       <w:tr>
-        <w:tblPrEx>
-          <w:tblCellMar>
-            <w:top w:w="0" w:type="dxa"/>
-            <w:bottom w:w="0" w:type="dxa"/>
-          </w:tblCellMar>
-        </w:tblPrEx>
         <w:tc>
           <w:tcPr>
             <w:tcW w:w="360" w:type="dxa"/>
@@ -2179,12 +2142,6 @@
         </w:tc>
       </w:tr>
       <w:tr>
-        <w:tblPrEx>
-          <w:tblCellMar>
-            <w:top w:w="0" w:type="dxa"/>
-            <w:bottom w:w="0" w:type="dxa"/>
-          </w:tblCellMar>
-        </w:tblPrEx>
         <w:tc>
           <w:tcPr>
             <w:tcW w:w="360" w:type="dxa"/>
@@ -2327,12 +2284,6 @@
         </w:tc>
       </w:tr>
       <w:tr>
-        <w:tblPrEx>
-          <w:tblCellMar>
-            <w:top w:w="0" w:type="dxa"/>
-            <w:bottom w:w="0" w:type="dxa"/>
-          </w:tblCellMar>
-        </w:tblPrEx>
         <w:tc>
           <w:tcPr>
             <w:tcW w:w="360" w:type="dxa"/>
@@ -2357,7 +2308,6 @@
                 <w:sz w:val="20"/>
                 <w:szCs w:val="20"/>
               </w:rPr>
-              <w:lastRenderedPageBreak/>
               <w:t>3</w:t>
             </w:r>
           </w:p>
@@ -2476,12 +2426,6 @@
         </w:tc>
       </w:tr>
       <w:tr>
-        <w:tblPrEx>
-          <w:tblCellMar>
-            <w:top w:w="0" w:type="dxa"/>
-            <w:bottom w:w="0" w:type="dxa"/>
-          </w:tblCellMar>
-        </w:tblPrEx>
         <w:tc>
           <w:tcPr>
             <w:tcW w:w="360" w:type="dxa"/>
@@ -2506,6 +2450,7 @@
                 <w:sz w:val="20"/>
                 <w:szCs w:val="20"/>
               </w:rPr>
+              <w:lastRenderedPageBreak/>
               <w:t>4</w:t>
             </w:r>
           </w:p>
@@ -2624,12 +2569,6 @@
         </w:tc>
       </w:tr>
       <w:tr>
-        <w:tblPrEx>
-          <w:tblCellMar>
-            <w:top w:w="0" w:type="dxa"/>
-            <w:bottom w:w="0" w:type="dxa"/>
-          </w:tblCellMar>
-        </w:tblPrEx>
         <w:tc>
           <w:tcPr>
             <w:tcW w:w="360" w:type="dxa"/>
@@ -2772,12 +2711,6 @@
         </w:tc>
       </w:tr>
       <w:tr>
-        <w:tblPrEx>
-          <w:tblCellMar>
-            <w:top w:w="0" w:type="dxa"/>
-            <w:bottom w:w="0" w:type="dxa"/>
-          </w:tblCellMar>
-        </w:tblPrEx>
         <w:tc>
           <w:tcPr>
             <w:tcW w:w="360" w:type="dxa"/>
@@ -2920,12 +2853,6 @@
         </w:tc>
       </w:tr>
       <w:tr>
-        <w:tblPrEx>
-          <w:tblCellMar>
-            <w:top w:w="0" w:type="dxa"/>
-            <w:bottom w:w="0" w:type="dxa"/>
-          </w:tblCellMar>
-        </w:tblPrEx>
         <w:tc>
           <w:tcPr>
             <w:tcW w:w="360" w:type="dxa"/>
@@ -3274,12 +3201,6 @@
         <w:gridCol w:w="4023"/>
       </w:tblGrid>
       <w:tr>
-        <w:tblPrEx>
-          <w:tblCellMar>
-            <w:top w:w="0" w:type="dxa"/>
-            <w:bottom w:w="0" w:type="dxa"/>
-          </w:tblCellMar>
-        </w:tblPrEx>
         <w:tc>
           <w:tcPr>
             <w:tcW w:w="2340" w:type="dxa"/>
@@ -3372,12 +3293,6 @@
         </w:tc>
       </w:tr>
       <w:tr>
-        <w:tblPrEx>
-          <w:tblCellMar>
-            <w:top w:w="0" w:type="dxa"/>
-            <w:bottom w:w="0" w:type="dxa"/>
-          </w:tblCellMar>
-        </w:tblPrEx>
         <w:tc>
           <w:tcPr>
             <w:tcW w:w="2340" w:type="dxa"/>
@@ -3402,7 +3317,6 @@
                 <w:sz w:val="20"/>
                 <w:szCs w:val="20"/>
               </w:rPr>
-              <w:lastRenderedPageBreak/>
               <w:t>idx_books_title</w:t>
             </w:r>
           </w:p>
@@ -3465,12 +3379,6 @@
         </w:tc>
       </w:tr>
       <w:tr>
-        <w:tblPrEx>
-          <w:tblCellMar>
-            <w:top w:w="0" w:type="dxa"/>
-            <w:bottom w:w="0" w:type="dxa"/>
-          </w:tblCellMar>
-        </w:tblPrEx>
         <w:tc>
           <w:tcPr>
             <w:tcW w:w="2340" w:type="dxa"/>
@@ -3495,6 +3403,7 @@
                 <w:sz w:val="20"/>
                 <w:szCs w:val="20"/>
               </w:rPr>
+              <w:lastRenderedPageBreak/>
               <w:t>idx_borrowing_reader</w:t>
             </w:r>
           </w:p>
@@ -3557,12 +3466,6 @@
         </w:tc>
       </w:tr>
       <w:tr>
-        <w:tblPrEx>
-          <w:tblCellMar>
-            <w:top w:w="0" w:type="dxa"/>
-            <w:bottom w:w="0" w:type="dxa"/>
-          </w:tblCellMar>
-        </w:tblPrEx>
         <w:tc>
           <w:tcPr>
             <w:tcW w:w="2340" w:type="dxa"/>
@@ -3693,12 +3596,6 @@
         <w:gridCol w:w="7020"/>
       </w:tblGrid>
       <w:tr>
-        <w:tblPrEx>
-          <w:tblCellMar>
-            <w:top w:w="0" w:type="dxa"/>
-            <w:bottom w:w="0" w:type="dxa"/>
-          </w:tblCellMar>
-        </w:tblPrEx>
         <w:tc>
           <w:tcPr>
             <w:tcW w:w="2340" w:type="dxa"/>
@@ -3761,12 +3658,6 @@
         </w:tc>
       </w:tr>
       <w:tr>
-        <w:tblPrEx>
-          <w:tblCellMar>
-            <w:top w:w="0" w:type="dxa"/>
-            <w:bottom w:w="0" w:type="dxa"/>
-          </w:tblCellMar>
-        </w:tblPrEx>
         <w:tc>
           <w:tcPr>
             <w:tcW w:w="2340" w:type="dxa"/>
@@ -3825,12 +3716,6 @@
         </w:tc>
       </w:tr>
       <w:tr>
-        <w:tblPrEx>
-          <w:tblCellMar>
-            <w:top w:w="0" w:type="dxa"/>
-            <w:bottom w:w="0" w:type="dxa"/>
-          </w:tblCellMar>
-        </w:tblPrEx>
         <w:tc>
           <w:tcPr>
             <w:tcW w:w="2340" w:type="dxa"/>
@@ -3934,12 +3819,6 @@
         <w:gridCol w:w="4680"/>
       </w:tblGrid>
       <w:tr>
-        <w:tblPrEx>
-          <w:tblCellMar>
-            <w:top w:w="0" w:type="dxa"/>
-            <w:bottom w:w="0" w:type="dxa"/>
-          </w:tblCellMar>
-        </w:tblPrEx>
         <w:tc>
           <w:tcPr>
             <w:tcW w:w="2340" w:type="dxa"/>
@@ -4032,12 +3911,6 @@
         </w:tc>
       </w:tr>
       <w:tr>
-        <w:tblPrEx>
-          <w:tblCellMar>
-            <w:top w:w="0" w:type="dxa"/>
-            <w:bottom w:w="0" w:type="dxa"/>
-          </w:tblCellMar>
-        </w:tblPrEx>
         <w:tc>
           <w:tcPr>
             <w:tcW w:w="2340" w:type="dxa"/>
@@ -4169,12 +4042,6 @@
         <w:gridCol w:w="4423"/>
       </w:tblGrid>
       <w:tr>
-        <w:tblPrEx>
-          <w:tblCellMar>
-            <w:top w:w="0" w:type="dxa"/>
-            <w:bottom w:w="0" w:type="dxa"/>
-          </w:tblCellMar>
-        </w:tblPrEx>
         <w:tc>
           <w:tcPr>
             <w:tcW w:w="2340" w:type="dxa"/>
@@ -4267,12 +4134,6 @@
         </w:tc>
       </w:tr>
       <w:tr>
-        <w:tblPrEx>
-          <w:tblCellMar>
-            <w:top w:w="0" w:type="dxa"/>
-            <w:bottom w:w="0" w:type="dxa"/>
-          </w:tblCellMar>
-        </w:tblPrEx>
         <w:tc>
           <w:tcPr>
             <w:tcW w:w="2340" w:type="dxa"/>
@@ -4359,12 +4220,6 @@
         </w:tc>
       </w:tr>
       <w:tr>
-        <w:tblPrEx>
-          <w:tblCellMar>
-            <w:top w:w="0" w:type="dxa"/>
-            <w:bottom w:w="0" w:type="dxa"/>
-          </w:tblCellMar>
-        </w:tblPrEx>
         <w:tc>
           <w:tcPr>
             <w:tcW w:w="2340" w:type="dxa"/>
@@ -4451,12 +4306,6 @@
         </w:tc>
       </w:tr>
       <w:tr>
-        <w:tblPrEx>
-          <w:tblCellMar>
-            <w:top w:w="0" w:type="dxa"/>
-            <w:bottom w:w="0" w:type="dxa"/>
-          </w:tblCellMar>
-        </w:tblPrEx>
         <w:tc>
           <w:tcPr>
             <w:tcW w:w="2340" w:type="dxa"/>
@@ -4543,12 +4392,6 @@
         </w:tc>
       </w:tr>
       <w:tr>
-        <w:tblPrEx>
-          <w:tblCellMar>
-            <w:top w:w="0" w:type="dxa"/>
-            <w:bottom w:w="0" w:type="dxa"/>
-          </w:tblCellMar>
-        </w:tblPrEx>
         <w:tc>
           <w:tcPr>
             <w:tcW w:w="2340" w:type="dxa"/>
@@ -4681,12 +4524,6 @@
         <w:gridCol w:w="4680"/>
       </w:tblGrid>
       <w:tr>
-        <w:tblPrEx>
-          <w:tblCellMar>
-            <w:top w:w="0" w:type="dxa"/>
-            <w:bottom w:w="0" w:type="dxa"/>
-          </w:tblCellMar>
-        </w:tblPrEx>
         <w:tc>
           <w:tcPr>
             <w:tcW w:w="2340" w:type="dxa"/>
@@ -4779,12 +4616,6 @@
         </w:tc>
       </w:tr>
       <w:tr>
-        <w:tblPrEx>
-          <w:tblCellMar>
-            <w:top w:w="0" w:type="dxa"/>
-            <w:bottom w:w="0" w:type="dxa"/>
-          </w:tblCellMar>
-        </w:tblPrEx>
         <w:tc>
           <w:tcPr>
             <w:tcW w:w="2340" w:type="dxa"/>
@@ -4871,12 +4702,6 @@
         </w:tc>
       </w:tr>
       <w:tr>
-        <w:tblPrEx>
-          <w:tblCellMar>
-            <w:top w:w="0" w:type="dxa"/>
-            <w:bottom w:w="0" w:type="dxa"/>
-          </w:tblCellMar>
-        </w:tblPrEx>
         <w:tc>
           <w:tcPr>
             <w:tcW w:w="2340" w:type="dxa"/>
@@ -5082,12 +4907,6 @@
         <w:gridCol w:w="2340"/>
       </w:tblGrid>
       <w:tr>
-        <w:tblPrEx>
-          <w:tblCellMar>
-            <w:top w:w="0" w:type="dxa"/>
-            <w:bottom w:w="0" w:type="dxa"/>
-          </w:tblCellMar>
-        </w:tblPrEx>
         <w:tc>
           <w:tcPr>
             <w:tcW w:w="2340" w:type="dxa"/>
@@ -5180,12 +4999,6 @@
         </w:tc>
       </w:tr>
       <w:tr>
-        <w:tblPrEx>
-          <w:tblCellMar>
-            <w:top w:w="0" w:type="dxa"/>
-            <w:bottom w:w="0" w:type="dxa"/>
-          </w:tblCellMar>
-        </w:tblPrEx>
         <w:tc>
           <w:tcPr>
             <w:tcW w:w="2340" w:type="dxa"/>
@@ -5272,12 +5085,6 @@
         </w:tc>
       </w:tr>
       <w:tr>
-        <w:tblPrEx>
-          <w:tblCellMar>
-            <w:top w:w="0" w:type="dxa"/>
-            <w:bottom w:w="0" w:type="dxa"/>
-          </w:tblCellMar>
-        </w:tblPrEx>
         <w:tc>
           <w:tcPr>
             <w:tcW w:w="2340" w:type="dxa"/>
@@ -5364,12 +5171,6 @@
         </w:tc>
       </w:tr>
       <w:tr>
-        <w:tblPrEx>
-          <w:tblCellMar>
-            <w:top w:w="0" w:type="dxa"/>
-            <w:bottom w:w="0" w:type="dxa"/>
-          </w:tblCellMar>
-        </w:tblPrEx>
         <w:tc>
           <w:tcPr>
             <w:tcW w:w="2340" w:type="dxa"/>
@@ -5456,12 +5257,6 @@
         </w:tc>
       </w:tr>
       <w:tr>
-        <w:tblPrEx>
-          <w:tblCellMar>
-            <w:top w:w="0" w:type="dxa"/>
-            <w:bottom w:w="0" w:type="dxa"/>
-          </w:tblCellMar>
-        </w:tblPrEx>
         <w:tc>
           <w:tcPr>
             <w:tcW w:w="2340" w:type="dxa"/>
@@ -5623,12 +5418,6 @@
         <w:gridCol w:w="7020"/>
       </w:tblGrid>
       <w:tr>
-        <w:tblPrEx>
-          <w:tblCellMar>
-            <w:top w:w="0" w:type="dxa"/>
-            <w:bottom w:w="0" w:type="dxa"/>
-          </w:tblCellMar>
-        </w:tblPrEx>
         <w:tc>
           <w:tcPr>
             <w:tcW w:w="2340" w:type="dxa"/>
@@ -5691,12 +5480,6 @@
         </w:tc>
       </w:tr>
       <w:tr>
-        <w:tblPrEx>
-          <w:tblCellMar>
-            <w:top w:w="0" w:type="dxa"/>
-            <w:bottom w:w="0" w:type="dxa"/>
-          </w:tblCellMar>
-        </w:tblPrEx>
         <w:tc>
           <w:tcPr>
             <w:tcW w:w="2340" w:type="dxa"/>
@@ -5755,12 +5538,6 @@
         </w:tc>
       </w:tr>
       <w:tr>
-        <w:tblPrEx>
-          <w:tblCellMar>
-            <w:top w:w="0" w:type="dxa"/>
-            <w:bottom w:w="0" w:type="dxa"/>
-          </w:tblCellMar>
-        </w:tblPrEx>
         <w:tc>
           <w:tcPr>
             <w:tcW w:w="2340" w:type="dxa"/>
@@ -5819,12 +5596,6 @@
         </w:tc>
       </w:tr>
       <w:tr>
-        <w:tblPrEx>
-          <w:tblCellMar>
-            <w:top w:w="0" w:type="dxa"/>
-            <w:bottom w:w="0" w:type="dxa"/>
-          </w:tblCellMar>
-        </w:tblPrEx>
         <w:tc>
           <w:tcPr>
             <w:tcW w:w="2340" w:type="dxa"/>
@@ -5883,12 +5654,6 @@
         </w:tc>
       </w:tr>
       <w:tr>
-        <w:tblPrEx>
-          <w:tblCellMar>
-            <w:top w:w="0" w:type="dxa"/>
-            <w:bottom w:w="0" w:type="dxa"/>
-          </w:tblCellMar>
-        </w:tblPrEx>
         <w:tc>
           <w:tcPr>
             <w:tcW w:w="2340" w:type="dxa"/>
@@ -5947,12 +5712,6 @@
         </w:tc>
       </w:tr>
       <w:tr>
-        <w:tblPrEx>
-          <w:tblCellMar>
-            <w:top w:w="0" w:type="dxa"/>
-            <w:bottom w:w="0" w:type="dxa"/>
-          </w:tblCellMar>
-        </w:tblPrEx>
         <w:tc>
           <w:tcPr>
             <w:tcW w:w="2340" w:type="dxa"/>
@@ -6011,12 +5770,6 @@
         </w:tc>
       </w:tr>
       <w:tr>
-        <w:tblPrEx>
-          <w:tblCellMar>
-            <w:top w:w="0" w:type="dxa"/>
-            <w:bottom w:w="0" w:type="dxa"/>
-          </w:tblCellMar>
-        </w:tblPrEx>
         <w:tc>
           <w:tcPr>
             <w:tcW w:w="2340" w:type="dxa"/>
@@ -6117,7 +5870,13 @@
         <w:t xml:space="preserve">Integer fields (BorrowID, BookID): </w:t>
       </w:r>
       <w:r>
-        <w:t>get_int_input() — loops until valid integer is entered.</w:t>
+        <w:t xml:space="preserve">get_int_input() </w:t>
+      </w:r>
+      <w:r>
+        <w:t xml:space="preserve"> - </w:t>
+      </w:r>
+      <w:r>
+        <w:t xml:space="preserve"> loops until valid integer is entered.</w:t>
       </w:r>
     </w:p>
     <w:p>
@@ -6137,7 +5896,13 @@
         <w:t xml:space="preserve">Phone numbers: </w:t>
       </w:r>
       <w:r>
-        <w:t>get_phone_input() — accepts only digits, dashes, and + characters.</w:t>
+        <w:t xml:space="preserve">get_phone_input() </w:t>
+      </w:r>
+      <w:r>
+        <w:t xml:space="preserve"> - </w:t>
+      </w:r>
+      <w:r>
+        <w:t xml:space="preserve"> accepts only digits, dashes, and + characters.</w:t>
       </w:r>
     </w:p>
     <w:p>
@@ -6157,7 +5922,13 @@
         <w:t xml:space="preserve">Required strings (username, password, name, address): </w:t>
       </w:r>
       <w:r>
-        <w:t>get_non_empty_input() — rejects empty/whitespace-only input.</w:t>
+        <w:t xml:space="preserve">get_non_empty_input() </w:t>
+      </w:r>
+      <w:r>
+        <w:t xml:space="preserve"> - </w:t>
+      </w:r>
+      <w:r>
+        <w:t xml:space="preserve"> rejects empty/whitespace-only input.</w:t>
       </w:r>
     </w:p>
     <w:p>
@@ -6200,12 +5971,6 @@
         <w:gridCol w:w="5580"/>
       </w:tblGrid>
       <w:tr>
-        <w:tblPrEx>
-          <w:tblCellMar>
-            <w:top w:w="0" w:type="dxa"/>
-            <w:bottom w:w="0" w:type="dxa"/>
-          </w:tblCellMar>
-        </w:tblPrEx>
         <w:tc>
           <w:tcPr>
             <w:tcW w:w="2340" w:type="dxa"/>
@@ -6298,12 +6063,6 @@
         </w:tc>
       </w:tr>
       <w:tr>
-        <w:tblPrEx>
-          <w:tblCellMar>
-            <w:top w:w="0" w:type="dxa"/>
-            <w:bottom w:w="0" w:type="dxa"/>
-          </w:tblCellMar>
-        </w:tblPrEx>
         <w:tc>
           <w:tcPr>
             <w:tcW w:w="2340" w:type="dxa"/>
@@ -6352,11 +6111,7 @@
           </w:tcPr>
           <w:p>
             <w:r>
-              <w:rPr>
-                <w:sz w:val="20"/>
-                <w:szCs w:val="20"/>
-              </w:rPr>
-              <w:t>5</w:t>
+              <w:t>10</w:t>
             </w:r>
           </w:p>
         </w:tc>
@@ -6380,22 +6135,13 @@
           </w:tcPr>
           <w:p>
             <w:r>
-              <w:rPr>
-                <w:sz w:val="20"/>
-                <w:szCs w:val="20"/>
-              </w:rPr>
-              <w:t>View overdue borrows, process returns, register readers, view fine ledger, logout</w:t>
-            </w:r>
-          </w:p>
+              <w:t>View full catalog, add books, search books, view readers, view borrowing history, view overdue borrows, process returns, register readers, view fine ledger, logout</w:t>
+            </w:r>
+          </w:p>
+          <w:p/>
         </w:tc>
       </w:tr>
       <w:tr>
-        <w:tblPrEx>
-          <w:tblCellMar>
-            <w:top w:w="0" w:type="dxa"/>
-            <w:bottom w:w="0" w:type="dxa"/>
-          </w:tblCellMar>
-        </w:tblPrEx>
         <w:tc>
           <w:tcPr>
             <w:tcW w:w="2340" w:type="dxa"/>
@@ -6512,6 +6258,7 @@
           <w:sz w:val="24"/>
           <w:szCs w:val="24"/>
         </w:rPr>
+        <w:lastRenderedPageBreak/>
         <w:t>5.1 Login Flow</w:t>
       </w:r>
     </w:p>
@@ -6538,7 +6285,6 @@
         <w:spacing w:before="40" w:after="40"/>
       </w:pPr>
       <w:r>
-        <w:lastRenderedPageBreak/>
         <w:t>Password is hashed with SHA-256 and compared against Accounts.PasswordHash.</w:t>
       </w:r>
     </w:p>
@@ -6580,6 +6326,532 @@
           <w:szCs w:val="24"/>
         </w:rPr>
         <w:t>5.2 Librarian Menu</w:t>
+      </w:r>
+    </w:p>
+    <w:p>
+      <w:pPr>
+        <w:spacing w:before="60" w:after="60"/>
+      </w:pPr>
+    </w:p>
+    <w:tbl>
+      <w:tblPr>
+        <w:tblW w:w="9094" w:type="dxa"/>
+        <w:tblBorders>
+          <w:top w:val="single" w:sz="4" w:space="0" w:color="auto"/>
+          <w:left w:val="single" w:sz="4" w:space="0" w:color="auto"/>
+          <w:bottom w:val="single" w:sz="4" w:space="0" w:color="auto"/>
+          <w:right w:val="single" w:sz="4" w:space="0" w:color="auto"/>
+          <w:insideH w:val="single" w:sz="4" w:space="0" w:color="auto"/>
+          <w:insideV w:val="single" w:sz="4" w:space="0" w:color="auto"/>
+        </w:tblBorders>
+        <w:tblCellMar>
+          <w:left w:w="10" w:type="dxa"/>
+          <w:right w:w="10" w:type="dxa"/>
+        </w:tblCellMar>
+        <w:tblLook w:val="04A0" w:firstRow="1" w:lastRow="0" w:firstColumn="1" w:lastColumn="0" w:noHBand="0" w:noVBand="1"/>
+      </w:tblPr>
+      <w:tblGrid>
+        <w:gridCol w:w="9094"/>
+      </w:tblGrid>
+      <w:tr>
+        <w:trPr>
+          <w:trHeight w:val="228"/>
+        </w:trPr>
+        <w:tc>
+          <w:tcPr>
+            <w:tcW w:w="9094" w:type="dxa"/>
+            <w:tcBorders>
+              <w:top w:val="single" w:sz="1" w:space="0" w:color="AAAAAA"/>
+              <w:left w:val="single" w:sz="1" w:space="0" w:color="AAAAAA"/>
+              <w:bottom w:val="single" w:sz="1" w:space="0" w:color="AAAAAA"/>
+              <w:right w:val="single" w:sz="1" w:space="0" w:color="AAAAAA"/>
+            </w:tcBorders>
+            <w:shd w:val="clear" w:color="auto" w:fill="EEEEEE"/>
+            <w:tcMar>
+              <w:top w:w="80" w:type="dxa"/>
+              <w:left w:w="120" w:type="dxa"/>
+              <w:bottom w:w="80" w:type="dxa"/>
+              <w:right w:w="120" w:type="dxa"/>
+            </w:tcMar>
+            <w:vAlign w:val="center"/>
+          </w:tcPr>
+          <w:p>
+            <w:pPr>
+              <w:jc w:val="center"/>
+            </w:pPr>
+            <w:r>
+              <w:rPr>
+                <w:b/>
+                <w:bCs/>
+                <w:sz w:val="20"/>
+                <w:szCs w:val="20"/>
+              </w:rPr>
+              <w:t>Options</w:t>
+            </w:r>
+          </w:p>
+        </w:tc>
+      </w:tr>
+      <w:tr>
+        <w:trPr>
+          <w:trHeight w:val="517"/>
+        </w:trPr>
+        <w:tc>
+          <w:tcPr>
+            <w:tcW w:w="9094" w:type="dxa"/>
+            <w:tcBorders>
+              <w:top w:val="single" w:sz="1" w:space="0" w:color="AAAAAA"/>
+              <w:left w:val="single" w:sz="1" w:space="0" w:color="AAAAAA"/>
+              <w:bottom w:val="single" w:sz="1" w:space="0" w:color="AAAAAA"/>
+              <w:right w:val="single" w:sz="1" w:space="0" w:color="AAAAAA"/>
+            </w:tcBorders>
+            <w:shd w:val="clear" w:color="auto" w:fill="FFFFFF"/>
+            <w:tcMar>
+              <w:top w:w="80" w:type="dxa"/>
+              <w:left w:w="120" w:type="dxa"/>
+              <w:bottom w:w="80" w:type="dxa"/>
+              <w:right w:w="120" w:type="dxa"/>
+            </w:tcMar>
+            <w:vAlign w:val="center"/>
+          </w:tcPr>
+          <w:p>
+            <w:r>
+              <w:t xml:space="preserve">1.View All Books author/category </w:t>
+            </w:r>
+            <w:r>
+              <w:t>- Full catalog including out-of-stock, with author/category</w:t>
+            </w:r>
+          </w:p>
+        </w:tc>
+      </w:tr>
+      <w:tr>
+        <w:trPr>
+          <w:trHeight w:val="228"/>
+        </w:trPr>
+        <w:tc>
+          <w:tcPr>
+            <w:tcW w:w="9094" w:type="dxa"/>
+            <w:tcBorders>
+              <w:top w:val="single" w:sz="1" w:space="0" w:color="AAAAAA"/>
+              <w:left w:val="single" w:sz="1" w:space="0" w:color="AAAAAA"/>
+              <w:bottom w:val="single" w:sz="1" w:space="0" w:color="AAAAAA"/>
+              <w:right w:val="single" w:sz="1" w:space="0" w:color="AAAAAA"/>
+            </w:tcBorders>
+            <w:shd w:val="clear" w:color="auto" w:fill="FFFFFF"/>
+            <w:tcMar>
+              <w:top w:w="80" w:type="dxa"/>
+              <w:left w:w="120" w:type="dxa"/>
+              <w:bottom w:w="80" w:type="dxa"/>
+              <w:right w:w="120" w:type="dxa"/>
+            </w:tcMar>
+            <w:vAlign w:val="center"/>
+          </w:tcPr>
+          <w:p>
+            <w:pPr>
+              <w:rPr>
+                <w:sz w:val="20"/>
+                <w:szCs w:val="20"/>
+              </w:rPr>
+            </w:pPr>
+            <w:r>
+              <w:rPr>
+                <w:sz w:val="20"/>
+                <w:szCs w:val="20"/>
+              </w:rPr>
+              <w:t xml:space="preserve">2. Add a new Book </w:t>
+            </w:r>
+            <w:r>
+              <w:rPr>
+                <w:sz w:val="20"/>
+                <w:szCs w:val="20"/>
+              </w:rPr>
+              <w:t>- INSERT with duplicate ID + FK validation</w:t>
+            </w:r>
+          </w:p>
+        </w:tc>
+      </w:tr>
+      <w:tr>
+        <w:trPr>
+          <w:trHeight w:val="228"/>
+        </w:trPr>
+        <w:tc>
+          <w:tcPr>
+            <w:tcW w:w="9094" w:type="dxa"/>
+            <w:tcBorders>
+              <w:top w:val="single" w:sz="1" w:space="0" w:color="AAAAAA"/>
+              <w:left w:val="single" w:sz="1" w:space="0" w:color="AAAAAA"/>
+              <w:bottom w:val="single" w:sz="1" w:space="0" w:color="AAAAAA"/>
+              <w:right w:val="single" w:sz="1" w:space="0" w:color="AAAAAA"/>
+            </w:tcBorders>
+            <w:shd w:val="clear" w:color="auto" w:fill="FFFFFF"/>
+            <w:tcMar>
+              <w:top w:w="80" w:type="dxa"/>
+              <w:left w:w="120" w:type="dxa"/>
+              <w:bottom w:w="80" w:type="dxa"/>
+              <w:right w:w="120" w:type="dxa"/>
+            </w:tcMar>
+            <w:vAlign w:val="center"/>
+          </w:tcPr>
+          <w:p>
+            <w:pPr>
+              <w:rPr>
+                <w:sz w:val="20"/>
+                <w:szCs w:val="20"/>
+              </w:rPr>
+            </w:pPr>
+            <w:r>
+              <w:rPr>
+                <w:sz w:val="20"/>
+                <w:szCs w:val="20"/>
+              </w:rPr>
+              <w:t xml:space="preserve">3. Search Books by Title </w:t>
+            </w:r>
+            <w:r>
+              <w:rPr>
+                <w:sz w:val="20"/>
+                <w:szCs w:val="20"/>
+              </w:rPr>
+              <w:t>- Partial keyword match (LIKE %keyword%)</w:t>
+            </w:r>
+          </w:p>
+        </w:tc>
+      </w:tr>
+      <w:tr>
+        <w:trPr>
+          <w:trHeight w:val="228"/>
+        </w:trPr>
+        <w:tc>
+          <w:tcPr>
+            <w:tcW w:w="9094" w:type="dxa"/>
+            <w:tcBorders>
+              <w:top w:val="single" w:sz="1" w:space="0" w:color="AAAAAA"/>
+              <w:left w:val="single" w:sz="1" w:space="0" w:color="AAAAAA"/>
+              <w:bottom w:val="single" w:sz="1" w:space="0" w:color="AAAAAA"/>
+              <w:right w:val="single" w:sz="1" w:space="0" w:color="AAAAAA"/>
+            </w:tcBorders>
+            <w:shd w:val="clear" w:color="auto" w:fill="FFFFFF"/>
+            <w:tcMar>
+              <w:top w:w="80" w:type="dxa"/>
+              <w:left w:w="120" w:type="dxa"/>
+              <w:bottom w:w="80" w:type="dxa"/>
+              <w:right w:w="120" w:type="dxa"/>
+            </w:tcMar>
+            <w:vAlign w:val="center"/>
+          </w:tcPr>
+          <w:p>
+            <w:pPr>
+              <w:rPr>
+                <w:sz w:val="20"/>
+                <w:szCs w:val="20"/>
+              </w:rPr>
+            </w:pPr>
+            <w:r>
+              <w:rPr>
+                <w:sz w:val="20"/>
+                <w:szCs w:val="20"/>
+              </w:rPr>
+              <w:t xml:space="preserve">4. View All Readers </w:t>
+            </w:r>
+            <w:r>
+              <w:rPr>
+                <w:sz w:val="20"/>
+                <w:szCs w:val="20"/>
+              </w:rPr>
+              <w:t>- Decrypted address and phone via AES_DECRYPT</w:t>
+            </w:r>
+          </w:p>
+        </w:tc>
+      </w:tr>
+      <w:tr>
+        <w:trPr>
+          <w:trHeight w:val="457"/>
+        </w:trPr>
+        <w:tc>
+          <w:tcPr>
+            <w:tcW w:w="9094" w:type="dxa"/>
+            <w:tcBorders>
+              <w:top w:val="single" w:sz="1" w:space="0" w:color="AAAAAA"/>
+              <w:left w:val="single" w:sz="1" w:space="0" w:color="AAAAAA"/>
+              <w:bottom w:val="single" w:sz="1" w:space="0" w:color="AAAAAA"/>
+              <w:right w:val="single" w:sz="1" w:space="0" w:color="AAAAAA"/>
+            </w:tcBorders>
+            <w:shd w:val="clear" w:color="auto" w:fill="FFFFFF"/>
+            <w:tcMar>
+              <w:top w:w="80" w:type="dxa"/>
+              <w:left w:w="120" w:type="dxa"/>
+              <w:bottom w:w="80" w:type="dxa"/>
+              <w:right w:w="120" w:type="dxa"/>
+            </w:tcMar>
+            <w:vAlign w:val="center"/>
+          </w:tcPr>
+          <w:p>
+            <w:pPr>
+              <w:rPr>
+                <w:sz w:val="20"/>
+                <w:szCs w:val="20"/>
+              </w:rPr>
+            </w:pPr>
+            <w:r>
+              <w:rPr>
+                <w:sz w:val="20"/>
+                <w:szCs w:val="20"/>
+              </w:rPr>
+              <w:t xml:space="preserve">5. View Borrowing History Returned </w:t>
+            </w:r>
+            <w:r>
+              <w:rPr>
+                <w:sz w:val="20"/>
+                <w:szCs w:val="20"/>
+              </w:rPr>
+              <w:t>- All records with status: Active / OVERDUE / Returned</w:t>
+            </w:r>
+          </w:p>
+        </w:tc>
+      </w:tr>
+      <w:tr>
+        <w:trPr>
+          <w:trHeight w:val="228"/>
+        </w:trPr>
+        <w:tc>
+          <w:tcPr>
+            <w:tcW w:w="9094" w:type="dxa"/>
+            <w:tcBorders>
+              <w:top w:val="single" w:sz="1" w:space="0" w:color="AAAAAA"/>
+              <w:left w:val="single" w:sz="1" w:space="0" w:color="AAAAAA"/>
+              <w:bottom w:val="single" w:sz="1" w:space="0" w:color="AAAAAA"/>
+              <w:right w:val="single" w:sz="1" w:space="0" w:color="AAAAAA"/>
+            </w:tcBorders>
+            <w:shd w:val="clear" w:color="auto" w:fill="FFFFFF"/>
+            <w:tcMar>
+              <w:top w:w="80" w:type="dxa"/>
+              <w:left w:w="120" w:type="dxa"/>
+              <w:bottom w:w="80" w:type="dxa"/>
+              <w:right w:w="120" w:type="dxa"/>
+            </w:tcMar>
+            <w:vAlign w:val="center"/>
+          </w:tcPr>
+          <w:p>
+            <w:pPr>
+              <w:rPr>
+                <w:sz w:val="20"/>
+                <w:szCs w:val="20"/>
+              </w:rPr>
+            </w:pPr>
+            <w:r>
+              <w:rPr>
+                <w:sz w:val="20"/>
+                <w:szCs w:val="20"/>
+              </w:rPr>
+              <w:t>6. View Overdue Borrows     - Queries vw_OverdueBorrows with decrypted phone numbers</w:t>
+            </w:r>
+          </w:p>
+          <w:p>
+            <w:pPr>
+              <w:rPr>
+                <w:sz w:val="20"/>
+                <w:szCs w:val="20"/>
+              </w:rPr>
+            </w:pPr>
+          </w:p>
+        </w:tc>
+      </w:tr>
+      <w:tr>
+        <w:trPr>
+          <w:trHeight w:val="240"/>
+        </w:trPr>
+        <w:tc>
+          <w:tcPr>
+            <w:tcW w:w="9094" w:type="dxa"/>
+            <w:tcBorders>
+              <w:top w:val="single" w:sz="1" w:space="0" w:color="AAAAAA"/>
+              <w:left w:val="single" w:sz="1" w:space="0" w:color="AAAAAA"/>
+              <w:bottom w:val="single" w:sz="1" w:space="0" w:color="AAAAAA"/>
+              <w:right w:val="single" w:sz="1" w:space="0" w:color="AAAAAA"/>
+            </w:tcBorders>
+            <w:shd w:val="clear" w:color="auto" w:fill="FFFFFF"/>
+            <w:tcMar>
+              <w:top w:w="80" w:type="dxa"/>
+              <w:left w:w="120" w:type="dxa"/>
+              <w:bottom w:w="80" w:type="dxa"/>
+              <w:right w:w="120" w:type="dxa"/>
+            </w:tcMar>
+            <w:vAlign w:val="center"/>
+          </w:tcPr>
+          <w:p>
+            <w:pPr>
+              <w:rPr>
+                <w:sz w:val="20"/>
+                <w:szCs w:val="20"/>
+              </w:rPr>
+            </w:pPr>
+            <w:r>
+              <w:rPr>
+                <w:sz w:val="20"/>
+                <w:szCs w:val="20"/>
+              </w:rPr>
+              <w:t>7. Process Book Return      - Calls sp_ReturnBook, fine auto-logged to FineLedger</w:t>
+            </w:r>
+          </w:p>
+          <w:p>
+            <w:pPr>
+              <w:rPr>
+                <w:sz w:val="20"/>
+                <w:szCs w:val="20"/>
+              </w:rPr>
+            </w:pPr>
+          </w:p>
+        </w:tc>
+      </w:tr>
+      <w:tr>
+        <w:trPr>
+          <w:trHeight w:val="228"/>
+        </w:trPr>
+        <w:tc>
+          <w:tcPr>
+            <w:tcW w:w="9094" w:type="dxa"/>
+            <w:tcBorders>
+              <w:top w:val="single" w:sz="1" w:space="0" w:color="AAAAAA"/>
+              <w:left w:val="single" w:sz="1" w:space="0" w:color="AAAAAA"/>
+              <w:bottom w:val="single" w:sz="1" w:space="0" w:color="AAAAAA"/>
+              <w:right w:val="single" w:sz="1" w:space="0" w:color="AAAAAA"/>
+            </w:tcBorders>
+            <w:shd w:val="clear" w:color="auto" w:fill="FFFFFF"/>
+            <w:tcMar>
+              <w:top w:w="80" w:type="dxa"/>
+              <w:left w:w="120" w:type="dxa"/>
+              <w:bottom w:w="80" w:type="dxa"/>
+              <w:right w:w="120" w:type="dxa"/>
+            </w:tcMar>
+            <w:vAlign w:val="center"/>
+          </w:tcPr>
+          <w:p>
+            <w:pPr>
+              <w:rPr>
+                <w:sz w:val="20"/>
+                <w:szCs w:val="20"/>
+              </w:rPr>
+            </w:pPr>
+            <w:r>
+              <w:rPr>
+                <w:sz w:val="20"/>
+                <w:szCs w:val="20"/>
+              </w:rPr>
+              <w:t>8. Register New Reader      - Calls sp_RegisterReader with AES encryption + SHA-256 hash</w:t>
+            </w:r>
+          </w:p>
+          <w:p>
+            <w:pPr>
+              <w:rPr>
+                <w:sz w:val="20"/>
+                <w:szCs w:val="20"/>
+              </w:rPr>
+            </w:pPr>
+          </w:p>
+        </w:tc>
+      </w:tr>
+      <w:tr>
+        <w:trPr>
+          <w:trHeight w:val="228"/>
+        </w:trPr>
+        <w:tc>
+          <w:tcPr>
+            <w:tcW w:w="9094" w:type="dxa"/>
+            <w:tcBorders>
+              <w:top w:val="single" w:sz="1" w:space="0" w:color="AAAAAA"/>
+              <w:left w:val="single" w:sz="1" w:space="0" w:color="AAAAAA"/>
+              <w:bottom w:val="single" w:sz="1" w:space="0" w:color="AAAAAA"/>
+              <w:right w:val="single" w:sz="1" w:space="0" w:color="AAAAAA"/>
+            </w:tcBorders>
+            <w:shd w:val="clear" w:color="auto" w:fill="FFFFFF"/>
+            <w:tcMar>
+              <w:top w:w="80" w:type="dxa"/>
+              <w:left w:w="120" w:type="dxa"/>
+              <w:bottom w:w="80" w:type="dxa"/>
+              <w:right w:w="120" w:type="dxa"/>
+            </w:tcMar>
+            <w:vAlign w:val="center"/>
+          </w:tcPr>
+          <w:p>
+            <w:pPr>
+              <w:rPr>
+                <w:sz w:val="20"/>
+                <w:szCs w:val="20"/>
+              </w:rPr>
+            </w:pPr>
+            <w:r>
+              <w:rPr>
+                <w:sz w:val="20"/>
+                <w:szCs w:val="20"/>
+              </w:rPr>
+              <w:t>9. View Fine Ledger         - Queries FineLedger with total VND calculation</w:t>
+            </w:r>
+          </w:p>
+          <w:p>
+            <w:pPr>
+              <w:rPr>
+                <w:sz w:val="20"/>
+                <w:szCs w:val="20"/>
+              </w:rPr>
+            </w:pPr>
+          </w:p>
+        </w:tc>
+      </w:tr>
+      <w:tr>
+        <w:trPr>
+          <w:trHeight w:val="228"/>
+        </w:trPr>
+        <w:tc>
+          <w:tcPr>
+            <w:tcW w:w="9094" w:type="dxa"/>
+            <w:tcBorders>
+              <w:top w:val="single" w:sz="1" w:space="0" w:color="AAAAAA"/>
+              <w:left w:val="single" w:sz="1" w:space="0" w:color="AAAAAA"/>
+              <w:bottom w:val="single" w:sz="1" w:space="0" w:color="AAAAAA"/>
+              <w:right w:val="single" w:sz="1" w:space="0" w:color="AAAAAA"/>
+            </w:tcBorders>
+            <w:shd w:val="clear" w:color="auto" w:fill="FFFFFF"/>
+            <w:tcMar>
+              <w:top w:w="80" w:type="dxa"/>
+              <w:left w:w="120" w:type="dxa"/>
+              <w:bottom w:w="80" w:type="dxa"/>
+              <w:right w:w="120" w:type="dxa"/>
+            </w:tcMar>
+            <w:vAlign w:val="center"/>
+          </w:tcPr>
+          <w:p>
+            <w:pPr>
+              <w:rPr>
+                <w:sz w:val="20"/>
+                <w:szCs w:val="20"/>
+              </w:rPr>
+            </w:pPr>
+            <w:r>
+              <w:rPr>
+                <w:sz w:val="20"/>
+                <w:szCs w:val="20"/>
+              </w:rPr>
+              <w:t>10. Logout</w:t>
+            </w:r>
+          </w:p>
+        </w:tc>
+      </w:tr>
+    </w:tbl>
+    <w:p>
+      <w:pPr>
+        <w:spacing w:before="120" w:after="120"/>
+      </w:pPr>
+    </w:p>
+    <w:p>
+      <w:pPr>
+        <w:spacing w:before="240" w:after="120"/>
+      </w:pPr>
+      <w:r>
+        <w:rPr>
+          <w:b/>
+          <w:bCs/>
+          <w:sz w:val="24"/>
+          <w:szCs w:val="24"/>
+        </w:rPr>
+        <w:t>5.3 Reader Menu</w:t>
       </w:r>
     </w:p>
     <w:p>
@@ -6609,12 +6881,6 @@
         <w:gridCol w:w="6120"/>
       </w:tblGrid>
       <w:tr>
-        <w:tblPrEx>
-          <w:tblCellMar>
-            <w:top w:w="0" w:type="dxa"/>
-            <w:bottom w:w="0" w:type="dxa"/>
-          </w:tblCellMar>
-        </w:tblPrEx>
         <w:tc>
           <w:tcPr>
             <w:tcW w:w="3240" w:type="dxa"/>
@@ -6677,12 +6943,6 @@
         </w:tc>
       </w:tr>
       <w:tr>
-        <w:tblPrEx>
-          <w:tblCellMar>
-            <w:top w:w="0" w:type="dxa"/>
-            <w:bottom w:w="0" w:type="dxa"/>
-          </w:tblCellMar>
-        </w:tblPrEx>
         <w:tc>
           <w:tcPr>
             <w:tcW w:w="3240" w:type="dxa"/>
@@ -6707,7 +6967,7 @@
                 <w:sz w:val="20"/>
                 <w:szCs w:val="20"/>
               </w:rPr>
-              <w:t>1. View Overdue Borrows</w:t>
+              <w:t>1. View My Profile</w:t>
             </w:r>
           </w:p>
         </w:tc>
@@ -6735,18 +6995,12 @@
                 <w:sz w:val="20"/>
                 <w:szCs w:val="20"/>
               </w:rPr>
-              <w:t>Queries vw_OverdueBorrows with decrypted phone numbers</w:t>
+              <w:t>Decrypts Address &amp; PhoneNumber via AES_DECRYPT</w:t>
             </w:r>
           </w:p>
         </w:tc>
       </w:tr>
       <w:tr>
-        <w:tblPrEx>
-          <w:tblCellMar>
-            <w:top w:w="0" w:type="dxa"/>
-            <w:bottom w:w="0" w:type="dxa"/>
-          </w:tblCellMar>
-        </w:tblPrEx>
         <w:tc>
           <w:tcPr>
             <w:tcW w:w="3240" w:type="dxa"/>
@@ -6771,7 +7025,7 @@
                 <w:sz w:val="20"/>
                 <w:szCs w:val="20"/>
               </w:rPr>
-              <w:t>2. Process Book Return</w:t>
+              <w:t>2. View Available Books</w:t>
             </w:r>
           </w:p>
         </w:tc>
@@ -6799,18 +7053,12 @@
                 <w:sz w:val="20"/>
                 <w:szCs w:val="20"/>
               </w:rPr>
-              <w:t>Calls sp_ReturnBook — fine auto-logged to FineLedger</w:t>
+              <w:t>Queries vw_AvailableBooks (multi-table JOIN)</w:t>
             </w:r>
           </w:p>
         </w:tc>
       </w:tr>
       <w:tr>
-        <w:tblPrEx>
-          <w:tblCellMar>
-            <w:top w:w="0" w:type="dxa"/>
-            <w:bottom w:w="0" w:type="dxa"/>
-          </w:tblCellMar>
-        </w:tblPrEx>
         <w:tc>
           <w:tcPr>
             <w:tcW w:w="3240" w:type="dxa"/>
@@ -6835,7 +7083,7 @@
                 <w:sz w:val="20"/>
                 <w:szCs w:val="20"/>
               </w:rPr>
-              <w:t>3. Register New Reader</w:t>
+              <w:t>3. Borrow a Book</w:t>
             </w:r>
           </w:p>
         </w:tc>
@@ -6863,18 +7111,12 @@
                 <w:sz w:val="20"/>
                 <w:szCs w:val="20"/>
               </w:rPr>
-              <w:t>Calls sp_RegisterReader with AES encryption + SHA-256 hash</w:t>
+              <w:t>Calls sp_BorrowBook (auto sets DueDate, triggers quantity decrement)</w:t>
             </w:r>
           </w:p>
         </w:tc>
       </w:tr>
       <w:tr>
-        <w:tblPrEx>
-          <w:tblCellMar>
-            <w:top w:w="0" w:type="dxa"/>
-            <w:bottom w:w="0" w:type="dxa"/>
-          </w:tblCellMar>
-        </w:tblPrEx>
         <w:tc>
           <w:tcPr>
             <w:tcW w:w="3240" w:type="dxa"/>
@@ -6899,7 +7141,7 @@
                 <w:sz w:val="20"/>
                 <w:szCs w:val="20"/>
               </w:rPr>
-              <w:t>4. View Fine Ledger</w:t>
+              <w:t>4. View My Borrowed Books</w:t>
             </w:r>
           </w:p>
         </w:tc>
@@ -6927,18 +7169,12 @@
                 <w:sz w:val="20"/>
                 <w:szCs w:val="20"/>
               </w:rPr>
-              <w:t>Queries FineLedger with total VND calculation</w:t>
+              <w:t>Shows DueDate, overdue status, estimated fine per book</w:t>
             </w:r>
           </w:p>
         </w:tc>
       </w:tr>
       <w:tr>
-        <w:tblPrEx>
-          <w:tblCellMar>
-            <w:top w:w="0" w:type="dxa"/>
-            <w:bottom w:w="0" w:type="dxa"/>
-          </w:tblCellMar>
-        </w:tblPrEx>
         <w:tc>
           <w:tcPr>
             <w:tcW w:w="3240" w:type="dxa"/>
@@ -6963,7 +7199,8 @@
                 <w:sz w:val="20"/>
                 <w:szCs w:val="20"/>
               </w:rPr>
-              <w:t>5. Logout</w:t>
+              <w:lastRenderedPageBreak/>
+              <w:t>5. Return a Book</w:t>
             </w:r>
           </w:p>
         </w:tc>
@@ -6991,7 +7228,123 @@
                 <w:sz w:val="20"/>
                 <w:szCs w:val="20"/>
               </w:rPr>
-              <w:t>—</w:t>
+              <w:t>Shows active borrows, then calls sp_ReturnBook</w:t>
+            </w:r>
+          </w:p>
+        </w:tc>
+      </w:tr>
+      <w:tr>
+        <w:tc>
+          <w:tcPr>
+            <w:tcW w:w="3240" w:type="dxa"/>
+            <w:tcBorders>
+              <w:top w:val="single" w:sz="1" w:space="0" w:color="AAAAAA"/>
+              <w:left w:val="single" w:sz="1" w:space="0" w:color="AAAAAA"/>
+              <w:bottom w:val="single" w:sz="1" w:space="0" w:color="AAAAAA"/>
+              <w:right w:val="single" w:sz="1" w:space="0" w:color="AAAAAA"/>
+            </w:tcBorders>
+            <w:shd w:val="clear" w:color="auto" w:fill="FFFFFF"/>
+            <w:tcMar>
+              <w:top w:w="80" w:type="dxa"/>
+              <w:left w:w="120" w:type="dxa"/>
+              <w:bottom w:w="80" w:type="dxa"/>
+              <w:right w:w="120" w:type="dxa"/>
+            </w:tcMar>
+            <w:vAlign w:val="center"/>
+          </w:tcPr>
+          <w:p>
+            <w:r>
+              <w:rPr>
+                <w:sz w:val="20"/>
+                <w:szCs w:val="20"/>
+              </w:rPr>
+              <w:t>6. View My Fine History</w:t>
+            </w:r>
+          </w:p>
+        </w:tc>
+        <w:tc>
+          <w:tcPr>
+            <w:tcW w:w="6120" w:type="dxa"/>
+            <w:tcBorders>
+              <w:top w:val="single" w:sz="1" w:space="0" w:color="AAAAAA"/>
+              <w:left w:val="single" w:sz="1" w:space="0" w:color="AAAAAA"/>
+              <w:bottom w:val="single" w:sz="1" w:space="0" w:color="AAAAAA"/>
+              <w:right w:val="single" w:sz="1" w:space="0" w:color="AAAAAA"/>
+            </w:tcBorders>
+            <w:shd w:val="clear" w:color="auto" w:fill="FFFFFF"/>
+            <w:tcMar>
+              <w:top w:w="80" w:type="dxa"/>
+              <w:left w:w="120" w:type="dxa"/>
+              <w:bottom w:w="80" w:type="dxa"/>
+              <w:right w:w="120" w:type="dxa"/>
+            </w:tcMar>
+            <w:vAlign w:val="center"/>
+          </w:tcPr>
+          <w:p>
+            <w:r>
+              <w:rPr>
+                <w:sz w:val="20"/>
+                <w:szCs w:val="20"/>
+              </w:rPr>
+              <w:t>Queries FineLedger for personal fine records</w:t>
+            </w:r>
+          </w:p>
+        </w:tc>
+      </w:tr>
+      <w:tr>
+        <w:tc>
+          <w:tcPr>
+            <w:tcW w:w="3240" w:type="dxa"/>
+            <w:tcBorders>
+              <w:top w:val="single" w:sz="1" w:space="0" w:color="AAAAAA"/>
+              <w:left w:val="single" w:sz="1" w:space="0" w:color="AAAAAA"/>
+              <w:bottom w:val="single" w:sz="1" w:space="0" w:color="AAAAAA"/>
+              <w:right w:val="single" w:sz="1" w:space="0" w:color="AAAAAA"/>
+            </w:tcBorders>
+            <w:shd w:val="clear" w:color="auto" w:fill="FFFFFF"/>
+            <w:tcMar>
+              <w:top w:w="80" w:type="dxa"/>
+              <w:left w:w="120" w:type="dxa"/>
+              <w:bottom w:w="80" w:type="dxa"/>
+              <w:right w:w="120" w:type="dxa"/>
+            </w:tcMar>
+            <w:vAlign w:val="center"/>
+          </w:tcPr>
+          <w:p>
+            <w:r>
+              <w:rPr>
+                <w:sz w:val="20"/>
+                <w:szCs w:val="20"/>
+              </w:rPr>
+              <w:t>7. Logout</w:t>
+            </w:r>
+          </w:p>
+        </w:tc>
+        <w:tc>
+          <w:tcPr>
+            <w:tcW w:w="6120" w:type="dxa"/>
+            <w:tcBorders>
+              <w:top w:val="single" w:sz="1" w:space="0" w:color="AAAAAA"/>
+              <w:left w:val="single" w:sz="1" w:space="0" w:color="AAAAAA"/>
+              <w:bottom w:val="single" w:sz="1" w:space="0" w:color="AAAAAA"/>
+              <w:right w:val="single" w:sz="1" w:space="0" w:color="AAAAAA"/>
+            </w:tcBorders>
+            <w:shd w:val="clear" w:color="auto" w:fill="FFFFFF"/>
+            <w:tcMar>
+              <w:top w:w="80" w:type="dxa"/>
+              <w:left w:w="120" w:type="dxa"/>
+              <w:bottom w:w="80" w:type="dxa"/>
+              <w:right w:w="120" w:type="dxa"/>
+            </w:tcMar>
+            <w:vAlign w:val="center"/>
+          </w:tcPr>
+          <w:p>
+            <w:r>
+              <w:rPr>
+                <w:sz w:val="20"/>
+                <w:szCs w:val="20"/>
+              </w:rPr>
+              <w:t xml:space="preserve"> - </w:t>
             </w:r>
           </w:p>
         </w:tc>
@@ -7013,568 +7366,6 @@
           <w:sz w:val="24"/>
           <w:szCs w:val="24"/>
         </w:rPr>
-        <w:t>5.3 Reader Menu</w:t>
-      </w:r>
-    </w:p>
-    <w:p>
-      <w:pPr>
-        <w:spacing w:before="60" w:after="60"/>
-      </w:pPr>
-    </w:p>
-    <w:tbl>
-      <w:tblPr>
-        <w:tblW w:w="9360" w:type="dxa"/>
-        <w:tblBorders>
-          <w:top w:val="single" w:sz="4" w:space="0" w:color="auto"/>
-          <w:left w:val="single" w:sz="4" w:space="0" w:color="auto"/>
-          <w:bottom w:val="single" w:sz="4" w:space="0" w:color="auto"/>
-          <w:right w:val="single" w:sz="4" w:space="0" w:color="auto"/>
-          <w:insideH w:val="single" w:sz="4" w:space="0" w:color="auto"/>
-          <w:insideV w:val="single" w:sz="4" w:space="0" w:color="auto"/>
-        </w:tblBorders>
-        <w:tblCellMar>
-          <w:left w:w="10" w:type="dxa"/>
-          <w:right w:w="10" w:type="dxa"/>
-        </w:tblCellMar>
-        <w:tblLook w:val="04A0" w:firstRow="1" w:lastRow="0" w:firstColumn="1" w:lastColumn="0" w:noHBand="0" w:noVBand="1"/>
-      </w:tblPr>
-      <w:tblGrid>
-        <w:gridCol w:w="3240"/>
-        <w:gridCol w:w="6120"/>
-      </w:tblGrid>
-      <w:tr>
-        <w:tblPrEx>
-          <w:tblCellMar>
-            <w:top w:w="0" w:type="dxa"/>
-            <w:bottom w:w="0" w:type="dxa"/>
-          </w:tblCellMar>
-        </w:tblPrEx>
-        <w:tc>
-          <w:tcPr>
-            <w:tcW w:w="3240" w:type="dxa"/>
-            <w:tcBorders>
-              <w:top w:val="single" w:sz="1" w:space="0" w:color="AAAAAA"/>
-              <w:left w:val="single" w:sz="1" w:space="0" w:color="AAAAAA"/>
-              <w:bottom w:val="single" w:sz="1" w:space="0" w:color="AAAAAA"/>
-              <w:right w:val="single" w:sz="1" w:space="0" w:color="AAAAAA"/>
-            </w:tcBorders>
-            <w:shd w:val="clear" w:color="auto" w:fill="EEEEEE"/>
-            <w:tcMar>
-              <w:top w:w="80" w:type="dxa"/>
-              <w:left w:w="120" w:type="dxa"/>
-              <w:bottom w:w="80" w:type="dxa"/>
-              <w:right w:w="120" w:type="dxa"/>
-            </w:tcMar>
-            <w:vAlign w:val="center"/>
-          </w:tcPr>
-          <w:p>
-            <w:r>
-              <w:rPr>
-                <w:b/>
-                <w:bCs/>
-                <w:sz w:val="20"/>
-                <w:szCs w:val="20"/>
-              </w:rPr>
-              <w:t>Option</w:t>
-            </w:r>
-          </w:p>
-        </w:tc>
-        <w:tc>
-          <w:tcPr>
-            <w:tcW w:w="6120" w:type="dxa"/>
-            <w:tcBorders>
-              <w:top w:val="single" w:sz="1" w:space="0" w:color="AAAAAA"/>
-              <w:left w:val="single" w:sz="1" w:space="0" w:color="AAAAAA"/>
-              <w:bottom w:val="single" w:sz="1" w:space="0" w:color="AAAAAA"/>
-              <w:right w:val="single" w:sz="1" w:space="0" w:color="AAAAAA"/>
-            </w:tcBorders>
-            <w:shd w:val="clear" w:color="auto" w:fill="EEEEEE"/>
-            <w:tcMar>
-              <w:top w:w="80" w:type="dxa"/>
-              <w:left w:w="120" w:type="dxa"/>
-              <w:bottom w:w="80" w:type="dxa"/>
-              <w:right w:w="120" w:type="dxa"/>
-            </w:tcMar>
-            <w:vAlign w:val="center"/>
-          </w:tcPr>
-          <w:p>
-            <w:r>
-              <w:rPr>
-                <w:b/>
-                <w:bCs/>
-                <w:sz w:val="20"/>
-                <w:szCs w:val="20"/>
-              </w:rPr>
-              <w:t>Action</w:t>
-            </w:r>
-          </w:p>
-        </w:tc>
-      </w:tr>
-      <w:tr>
-        <w:tblPrEx>
-          <w:tblCellMar>
-            <w:top w:w="0" w:type="dxa"/>
-            <w:bottom w:w="0" w:type="dxa"/>
-          </w:tblCellMar>
-        </w:tblPrEx>
-        <w:tc>
-          <w:tcPr>
-            <w:tcW w:w="3240" w:type="dxa"/>
-            <w:tcBorders>
-              <w:top w:val="single" w:sz="1" w:space="0" w:color="AAAAAA"/>
-              <w:left w:val="single" w:sz="1" w:space="0" w:color="AAAAAA"/>
-              <w:bottom w:val="single" w:sz="1" w:space="0" w:color="AAAAAA"/>
-              <w:right w:val="single" w:sz="1" w:space="0" w:color="AAAAAA"/>
-            </w:tcBorders>
-            <w:shd w:val="clear" w:color="auto" w:fill="FFFFFF"/>
-            <w:tcMar>
-              <w:top w:w="80" w:type="dxa"/>
-              <w:left w:w="120" w:type="dxa"/>
-              <w:bottom w:w="80" w:type="dxa"/>
-              <w:right w:w="120" w:type="dxa"/>
-            </w:tcMar>
-            <w:vAlign w:val="center"/>
-          </w:tcPr>
-          <w:p>
-            <w:r>
-              <w:rPr>
-                <w:sz w:val="20"/>
-                <w:szCs w:val="20"/>
-              </w:rPr>
-              <w:t>1. View My Profile</w:t>
-            </w:r>
-          </w:p>
-        </w:tc>
-        <w:tc>
-          <w:tcPr>
-            <w:tcW w:w="6120" w:type="dxa"/>
-            <w:tcBorders>
-              <w:top w:val="single" w:sz="1" w:space="0" w:color="AAAAAA"/>
-              <w:left w:val="single" w:sz="1" w:space="0" w:color="AAAAAA"/>
-              <w:bottom w:val="single" w:sz="1" w:space="0" w:color="AAAAAA"/>
-              <w:right w:val="single" w:sz="1" w:space="0" w:color="AAAAAA"/>
-            </w:tcBorders>
-            <w:shd w:val="clear" w:color="auto" w:fill="FFFFFF"/>
-            <w:tcMar>
-              <w:top w:w="80" w:type="dxa"/>
-              <w:left w:w="120" w:type="dxa"/>
-              <w:bottom w:w="80" w:type="dxa"/>
-              <w:right w:w="120" w:type="dxa"/>
-            </w:tcMar>
-            <w:vAlign w:val="center"/>
-          </w:tcPr>
-          <w:p>
-            <w:r>
-              <w:rPr>
-                <w:sz w:val="20"/>
-                <w:szCs w:val="20"/>
-              </w:rPr>
-              <w:t>Decrypts Address &amp; PhoneNumber via AES_DECRYPT</w:t>
-            </w:r>
-          </w:p>
-        </w:tc>
-      </w:tr>
-      <w:tr>
-        <w:tblPrEx>
-          <w:tblCellMar>
-            <w:top w:w="0" w:type="dxa"/>
-            <w:bottom w:w="0" w:type="dxa"/>
-          </w:tblCellMar>
-        </w:tblPrEx>
-        <w:tc>
-          <w:tcPr>
-            <w:tcW w:w="3240" w:type="dxa"/>
-            <w:tcBorders>
-              <w:top w:val="single" w:sz="1" w:space="0" w:color="AAAAAA"/>
-              <w:left w:val="single" w:sz="1" w:space="0" w:color="AAAAAA"/>
-              <w:bottom w:val="single" w:sz="1" w:space="0" w:color="AAAAAA"/>
-              <w:right w:val="single" w:sz="1" w:space="0" w:color="AAAAAA"/>
-            </w:tcBorders>
-            <w:shd w:val="clear" w:color="auto" w:fill="FFFFFF"/>
-            <w:tcMar>
-              <w:top w:w="80" w:type="dxa"/>
-              <w:left w:w="120" w:type="dxa"/>
-              <w:bottom w:w="80" w:type="dxa"/>
-              <w:right w:w="120" w:type="dxa"/>
-            </w:tcMar>
-            <w:vAlign w:val="center"/>
-          </w:tcPr>
-          <w:p>
-            <w:r>
-              <w:rPr>
-                <w:sz w:val="20"/>
-                <w:szCs w:val="20"/>
-              </w:rPr>
-              <w:t>2. View Available Books</w:t>
-            </w:r>
-          </w:p>
-        </w:tc>
-        <w:tc>
-          <w:tcPr>
-            <w:tcW w:w="6120" w:type="dxa"/>
-            <w:tcBorders>
-              <w:top w:val="single" w:sz="1" w:space="0" w:color="AAAAAA"/>
-              <w:left w:val="single" w:sz="1" w:space="0" w:color="AAAAAA"/>
-              <w:bottom w:val="single" w:sz="1" w:space="0" w:color="AAAAAA"/>
-              <w:right w:val="single" w:sz="1" w:space="0" w:color="AAAAAA"/>
-            </w:tcBorders>
-            <w:shd w:val="clear" w:color="auto" w:fill="FFFFFF"/>
-            <w:tcMar>
-              <w:top w:w="80" w:type="dxa"/>
-              <w:left w:w="120" w:type="dxa"/>
-              <w:bottom w:w="80" w:type="dxa"/>
-              <w:right w:w="120" w:type="dxa"/>
-            </w:tcMar>
-            <w:vAlign w:val="center"/>
-          </w:tcPr>
-          <w:p>
-            <w:r>
-              <w:rPr>
-                <w:sz w:val="20"/>
-                <w:szCs w:val="20"/>
-              </w:rPr>
-              <w:t>Queries vw_AvailableBooks (multi-table JOIN)</w:t>
-            </w:r>
-          </w:p>
-        </w:tc>
-      </w:tr>
-      <w:tr>
-        <w:tblPrEx>
-          <w:tblCellMar>
-            <w:top w:w="0" w:type="dxa"/>
-            <w:bottom w:w="0" w:type="dxa"/>
-          </w:tblCellMar>
-        </w:tblPrEx>
-        <w:tc>
-          <w:tcPr>
-            <w:tcW w:w="3240" w:type="dxa"/>
-            <w:tcBorders>
-              <w:top w:val="single" w:sz="1" w:space="0" w:color="AAAAAA"/>
-              <w:left w:val="single" w:sz="1" w:space="0" w:color="AAAAAA"/>
-              <w:bottom w:val="single" w:sz="1" w:space="0" w:color="AAAAAA"/>
-              <w:right w:val="single" w:sz="1" w:space="0" w:color="AAAAAA"/>
-            </w:tcBorders>
-            <w:shd w:val="clear" w:color="auto" w:fill="FFFFFF"/>
-            <w:tcMar>
-              <w:top w:w="80" w:type="dxa"/>
-              <w:left w:w="120" w:type="dxa"/>
-              <w:bottom w:w="80" w:type="dxa"/>
-              <w:right w:w="120" w:type="dxa"/>
-            </w:tcMar>
-            <w:vAlign w:val="center"/>
-          </w:tcPr>
-          <w:p>
-            <w:r>
-              <w:rPr>
-                <w:sz w:val="20"/>
-                <w:szCs w:val="20"/>
-              </w:rPr>
-              <w:t>3. Borrow a Book</w:t>
-            </w:r>
-          </w:p>
-        </w:tc>
-        <w:tc>
-          <w:tcPr>
-            <w:tcW w:w="6120" w:type="dxa"/>
-            <w:tcBorders>
-              <w:top w:val="single" w:sz="1" w:space="0" w:color="AAAAAA"/>
-              <w:left w:val="single" w:sz="1" w:space="0" w:color="AAAAAA"/>
-              <w:bottom w:val="single" w:sz="1" w:space="0" w:color="AAAAAA"/>
-              <w:right w:val="single" w:sz="1" w:space="0" w:color="AAAAAA"/>
-            </w:tcBorders>
-            <w:shd w:val="clear" w:color="auto" w:fill="FFFFFF"/>
-            <w:tcMar>
-              <w:top w:w="80" w:type="dxa"/>
-              <w:left w:w="120" w:type="dxa"/>
-              <w:bottom w:w="80" w:type="dxa"/>
-              <w:right w:w="120" w:type="dxa"/>
-            </w:tcMar>
-            <w:vAlign w:val="center"/>
-          </w:tcPr>
-          <w:p>
-            <w:r>
-              <w:rPr>
-                <w:sz w:val="20"/>
-                <w:szCs w:val="20"/>
-              </w:rPr>
-              <w:t>Calls sp_BorrowBook (auto sets DueDate, triggers quantity decrement)</w:t>
-            </w:r>
-          </w:p>
-        </w:tc>
-      </w:tr>
-      <w:tr>
-        <w:tblPrEx>
-          <w:tblCellMar>
-            <w:top w:w="0" w:type="dxa"/>
-            <w:bottom w:w="0" w:type="dxa"/>
-          </w:tblCellMar>
-        </w:tblPrEx>
-        <w:tc>
-          <w:tcPr>
-            <w:tcW w:w="3240" w:type="dxa"/>
-            <w:tcBorders>
-              <w:top w:val="single" w:sz="1" w:space="0" w:color="AAAAAA"/>
-              <w:left w:val="single" w:sz="1" w:space="0" w:color="AAAAAA"/>
-              <w:bottom w:val="single" w:sz="1" w:space="0" w:color="AAAAAA"/>
-              <w:right w:val="single" w:sz="1" w:space="0" w:color="AAAAAA"/>
-            </w:tcBorders>
-            <w:shd w:val="clear" w:color="auto" w:fill="FFFFFF"/>
-            <w:tcMar>
-              <w:top w:w="80" w:type="dxa"/>
-              <w:left w:w="120" w:type="dxa"/>
-              <w:bottom w:w="80" w:type="dxa"/>
-              <w:right w:w="120" w:type="dxa"/>
-            </w:tcMar>
-            <w:vAlign w:val="center"/>
-          </w:tcPr>
-          <w:p>
-            <w:r>
-              <w:rPr>
-                <w:sz w:val="20"/>
-                <w:szCs w:val="20"/>
-              </w:rPr>
-              <w:t>4. View My Borrowed Books</w:t>
-            </w:r>
-          </w:p>
-        </w:tc>
-        <w:tc>
-          <w:tcPr>
-            <w:tcW w:w="6120" w:type="dxa"/>
-            <w:tcBorders>
-              <w:top w:val="single" w:sz="1" w:space="0" w:color="AAAAAA"/>
-              <w:left w:val="single" w:sz="1" w:space="0" w:color="AAAAAA"/>
-              <w:bottom w:val="single" w:sz="1" w:space="0" w:color="AAAAAA"/>
-              <w:right w:val="single" w:sz="1" w:space="0" w:color="AAAAAA"/>
-            </w:tcBorders>
-            <w:shd w:val="clear" w:color="auto" w:fill="FFFFFF"/>
-            <w:tcMar>
-              <w:top w:w="80" w:type="dxa"/>
-              <w:left w:w="120" w:type="dxa"/>
-              <w:bottom w:w="80" w:type="dxa"/>
-              <w:right w:w="120" w:type="dxa"/>
-            </w:tcMar>
-            <w:vAlign w:val="center"/>
-          </w:tcPr>
-          <w:p>
-            <w:r>
-              <w:rPr>
-                <w:sz w:val="20"/>
-                <w:szCs w:val="20"/>
-              </w:rPr>
-              <w:t>Shows DueDate, overdue status, estimated fine per book</w:t>
-            </w:r>
-          </w:p>
-        </w:tc>
-      </w:tr>
-      <w:tr>
-        <w:tblPrEx>
-          <w:tblCellMar>
-            <w:top w:w="0" w:type="dxa"/>
-            <w:bottom w:w="0" w:type="dxa"/>
-          </w:tblCellMar>
-        </w:tblPrEx>
-        <w:tc>
-          <w:tcPr>
-            <w:tcW w:w="3240" w:type="dxa"/>
-            <w:tcBorders>
-              <w:top w:val="single" w:sz="1" w:space="0" w:color="AAAAAA"/>
-              <w:left w:val="single" w:sz="1" w:space="0" w:color="AAAAAA"/>
-              <w:bottom w:val="single" w:sz="1" w:space="0" w:color="AAAAAA"/>
-              <w:right w:val="single" w:sz="1" w:space="0" w:color="AAAAAA"/>
-            </w:tcBorders>
-            <w:shd w:val="clear" w:color="auto" w:fill="FFFFFF"/>
-            <w:tcMar>
-              <w:top w:w="80" w:type="dxa"/>
-              <w:left w:w="120" w:type="dxa"/>
-              <w:bottom w:w="80" w:type="dxa"/>
-              <w:right w:w="120" w:type="dxa"/>
-            </w:tcMar>
-            <w:vAlign w:val="center"/>
-          </w:tcPr>
-          <w:p>
-            <w:r>
-              <w:rPr>
-                <w:sz w:val="20"/>
-                <w:szCs w:val="20"/>
-              </w:rPr>
-              <w:t>5. Return a Book</w:t>
-            </w:r>
-          </w:p>
-        </w:tc>
-        <w:tc>
-          <w:tcPr>
-            <w:tcW w:w="6120" w:type="dxa"/>
-            <w:tcBorders>
-              <w:top w:val="single" w:sz="1" w:space="0" w:color="AAAAAA"/>
-              <w:left w:val="single" w:sz="1" w:space="0" w:color="AAAAAA"/>
-              <w:bottom w:val="single" w:sz="1" w:space="0" w:color="AAAAAA"/>
-              <w:right w:val="single" w:sz="1" w:space="0" w:color="AAAAAA"/>
-            </w:tcBorders>
-            <w:shd w:val="clear" w:color="auto" w:fill="FFFFFF"/>
-            <w:tcMar>
-              <w:top w:w="80" w:type="dxa"/>
-              <w:left w:w="120" w:type="dxa"/>
-              <w:bottom w:w="80" w:type="dxa"/>
-              <w:right w:w="120" w:type="dxa"/>
-            </w:tcMar>
-            <w:vAlign w:val="center"/>
-          </w:tcPr>
-          <w:p>
-            <w:r>
-              <w:rPr>
-                <w:sz w:val="20"/>
-                <w:szCs w:val="20"/>
-              </w:rPr>
-              <w:t>Shows active borrows, then calls sp_ReturnBook</w:t>
-            </w:r>
-          </w:p>
-        </w:tc>
-      </w:tr>
-      <w:tr>
-        <w:tblPrEx>
-          <w:tblCellMar>
-            <w:top w:w="0" w:type="dxa"/>
-            <w:bottom w:w="0" w:type="dxa"/>
-          </w:tblCellMar>
-        </w:tblPrEx>
-        <w:tc>
-          <w:tcPr>
-            <w:tcW w:w="3240" w:type="dxa"/>
-            <w:tcBorders>
-              <w:top w:val="single" w:sz="1" w:space="0" w:color="AAAAAA"/>
-              <w:left w:val="single" w:sz="1" w:space="0" w:color="AAAAAA"/>
-              <w:bottom w:val="single" w:sz="1" w:space="0" w:color="AAAAAA"/>
-              <w:right w:val="single" w:sz="1" w:space="0" w:color="AAAAAA"/>
-            </w:tcBorders>
-            <w:shd w:val="clear" w:color="auto" w:fill="FFFFFF"/>
-            <w:tcMar>
-              <w:top w:w="80" w:type="dxa"/>
-              <w:left w:w="120" w:type="dxa"/>
-              <w:bottom w:w="80" w:type="dxa"/>
-              <w:right w:w="120" w:type="dxa"/>
-            </w:tcMar>
-            <w:vAlign w:val="center"/>
-          </w:tcPr>
-          <w:p>
-            <w:r>
-              <w:rPr>
-                <w:sz w:val="20"/>
-                <w:szCs w:val="20"/>
-              </w:rPr>
-              <w:t>6. View My Fine History</w:t>
-            </w:r>
-          </w:p>
-        </w:tc>
-        <w:tc>
-          <w:tcPr>
-            <w:tcW w:w="6120" w:type="dxa"/>
-            <w:tcBorders>
-              <w:top w:val="single" w:sz="1" w:space="0" w:color="AAAAAA"/>
-              <w:left w:val="single" w:sz="1" w:space="0" w:color="AAAAAA"/>
-              <w:bottom w:val="single" w:sz="1" w:space="0" w:color="AAAAAA"/>
-              <w:right w:val="single" w:sz="1" w:space="0" w:color="AAAAAA"/>
-            </w:tcBorders>
-            <w:shd w:val="clear" w:color="auto" w:fill="FFFFFF"/>
-            <w:tcMar>
-              <w:top w:w="80" w:type="dxa"/>
-              <w:left w:w="120" w:type="dxa"/>
-              <w:bottom w:w="80" w:type="dxa"/>
-              <w:right w:w="120" w:type="dxa"/>
-            </w:tcMar>
-            <w:vAlign w:val="center"/>
-          </w:tcPr>
-          <w:p>
-            <w:r>
-              <w:rPr>
-                <w:sz w:val="20"/>
-                <w:szCs w:val="20"/>
-              </w:rPr>
-              <w:t>Queries FineLedger for personal fine records</w:t>
-            </w:r>
-          </w:p>
-        </w:tc>
-      </w:tr>
-      <w:tr>
-        <w:tblPrEx>
-          <w:tblCellMar>
-            <w:top w:w="0" w:type="dxa"/>
-            <w:bottom w:w="0" w:type="dxa"/>
-          </w:tblCellMar>
-        </w:tblPrEx>
-        <w:tc>
-          <w:tcPr>
-            <w:tcW w:w="3240" w:type="dxa"/>
-            <w:tcBorders>
-              <w:top w:val="single" w:sz="1" w:space="0" w:color="AAAAAA"/>
-              <w:left w:val="single" w:sz="1" w:space="0" w:color="AAAAAA"/>
-              <w:bottom w:val="single" w:sz="1" w:space="0" w:color="AAAAAA"/>
-              <w:right w:val="single" w:sz="1" w:space="0" w:color="AAAAAA"/>
-            </w:tcBorders>
-            <w:shd w:val="clear" w:color="auto" w:fill="FFFFFF"/>
-            <w:tcMar>
-              <w:top w:w="80" w:type="dxa"/>
-              <w:left w:w="120" w:type="dxa"/>
-              <w:bottom w:w="80" w:type="dxa"/>
-              <w:right w:w="120" w:type="dxa"/>
-            </w:tcMar>
-            <w:vAlign w:val="center"/>
-          </w:tcPr>
-          <w:p>
-            <w:r>
-              <w:rPr>
-                <w:sz w:val="20"/>
-                <w:szCs w:val="20"/>
-              </w:rPr>
-              <w:t>7. Logout</w:t>
-            </w:r>
-          </w:p>
-        </w:tc>
-        <w:tc>
-          <w:tcPr>
-            <w:tcW w:w="6120" w:type="dxa"/>
-            <w:tcBorders>
-              <w:top w:val="single" w:sz="1" w:space="0" w:color="AAAAAA"/>
-              <w:left w:val="single" w:sz="1" w:space="0" w:color="AAAAAA"/>
-              <w:bottom w:val="single" w:sz="1" w:space="0" w:color="AAAAAA"/>
-              <w:right w:val="single" w:sz="1" w:space="0" w:color="AAAAAA"/>
-            </w:tcBorders>
-            <w:shd w:val="clear" w:color="auto" w:fill="FFFFFF"/>
-            <w:tcMar>
-              <w:top w:w="80" w:type="dxa"/>
-              <w:left w:w="120" w:type="dxa"/>
-              <w:bottom w:w="80" w:type="dxa"/>
-              <w:right w:w="120" w:type="dxa"/>
-            </w:tcMar>
-            <w:vAlign w:val="center"/>
-          </w:tcPr>
-          <w:p>
-            <w:r>
-              <w:rPr>
-                <w:sz w:val="20"/>
-                <w:szCs w:val="20"/>
-              </w:rPr>
-              <w:t>—</w:t>
-            </w:r>
-          </w:p>
-        </w:tc>
-      </w:tr>
-    </w:tbl>
-    <w:p>
-      <w:pPr>
-        <w:spacing w:before="120" w:after="120"/>
-      </w:pPr>
-    </w:p>
-    <w:p>
-      <w:pPr>
-        <w:spacing w:before="240" w:after="120"/>
-      </w:pPr>
-      <w:r>
-        <w:rPr>
-          <w:b/>
-          <w:bCs/>
-          <w:sz w:val="24"/>
-          <w:szCs w:val="24"/>
-        </w:rPr>
         <w:t>5.4 Overdue Login Warning</w:t>
       </w:r>
     </w:p>
@@ -7641,7 +7432,6 @@
           <w:sz w:val="28"/>
           <w:szCs w:val="28"/>
         </w:rPr>
-        <w:lastRenderedPageBreak/>
         <w:t>6. Testing &amp; Results</w:t>
       </w:r>
     </w:p>
@@ -7695,12 +7485,6 @@
         <w:gridCol w:w="5374"/>
       </w:tblGrid>
       <w:tr>
-        <w:tblPrEx>
-          <w:tblCellMar>
-            <w:top w:w="0" w:type="dxa"/>
-            <w:bottom w:w="0" w:type="dxa"/>
-          </w:tblCellMar>
-        </w:tblPrEx>
         <w:tc>
           <w:tcPr>
             <w:tcW w:w="360" w:type="dxa"/>
@@ -7793,12 +7577,6 @@
         </w:tc>
       </w:tr>
       <w:tr>
-        <w:tblPrEx>
-          <w:tblCellMar>
-            <w:top w:w="0" w:type="dxa"/>
-            <w:bottom w:w="0" w:type="dxa"/>
-          </w:tblCellMar>
-        </w:tblPrEx>
         <w:tc>
           <w:tcPr>
             <w:tcW w:w="360" w:type="dxa"/>
@@ -7885,12 +7663,6 @@
         </w:tc>
       </w:tr>
       <w:tr>
-        <w:tblPrEx>
-          <w:tblCellMar>
-            <w:top w:w="0" w:type="dxa"/>
-            <w:bottom w:w="0" w:type="dxa"/>
-          </w:tblCellMar>
-        </w:tblPrEx>
         <w:tc>
           <w:tcPr>
             <w:tcW w:w="360" w:type="dxa"/>
@@ -7977,12 +7749,6 @@
         </w:tc>
       </w:tr>
       <w:tr>
-        <w:tblPrEx>
-          <w:tblCellMar>
-            <w:top w:w="0" w:type="dxa"/>
-            <w:bottom w:w="0" w:type="dxa"/>
-          </w:tblCellMar>
-        </w:tblPrEx>
         <w:tc>
           <w:tcPr>
             <w:tcW w:w="360" w:type="dxa"/>
@@ -8069,12 +7835,6 @@
         </w:tc>
       </w:tr>
       <w:tr>
-        <w:tblPrEx>
-          <w:tblCellMar>
-            <w:top w:w="0" w:type="dxa"/>
-            <w:bottom w:w="0" w:type="dxa"/>
-          </w:tblCellMar>
-        </w:tblPrEx>
         <w:tc>
           <w:tcPr>
             <w:tcW w:w="360" w:type="dxa"/>
@@ -8161,12 +7921,6 @@
         </w:tc>
       </w:tr>
       <w:tr>
-        <w:tblPrEx>
-          <w:tblCellMar>
-            <w:top w:w="0" w:type="dxa"/>
-            <w:bottom w:w="0" w:type="dxa"/>
-          </w:tblCellMar>
-        </w:tblPrEx>
         <w:tc>
           <w:tcPr>
             <w:tcW w:w="360" w:type="dxa"/>
@@ -8531,12 +8285,6 @@
         <w:gridCol w:w="5580"/>
       </w:tblGrid>
       <w:tr>
-        <w:tblPrEx>
-          <w:tblCellMar>
-            <w:top w:w="0" w:type="dxa"/>
-            <w:bottom w:w="0" w:type="dxa"/>
-          </w:tblCellMar>
-        </w:tblPrEx>
         <w:tc>
           <w:tcPr>
             <w:tcW w:w="2340" w:type="dxa"/>
@@ -8563,7 +8311,6 @@
                 <w:sz w:val="20"/>
                 <w:szCs w:val="20"/>
               </w:rPr>
-              <w:lastRenderedPageBreak/>
               <w:t>Table</w:t>
             </w:r>
           </w:p>
@@ -8630,12 +8377,6 @@
         </w:tc>
       </w:tr>
       <w:tr>
-        <w:tblPrEx>
-          <w:tblCellMar>
-            <w:top w:w="0" w:type="dxa"/>
-            <w:bottom w:w="0" w:type="dxa"/>
-          </w:tblCellMar>
-        </w:tblPrEx>
         <w:tc>
           <w:tcPr>
             <w:tcW w:w="2340" w:type="dxa"/>
@@ -8722,12 +8463,6 @@
         </w:tc>
       </w:tr>
       <w:tr>
-        <w:tblPrEx>
-          <w:tblCellMar>
-            <w:top w:w="0" w:type="dxa"/>
-            <w:bottom w:w="0" w:type="dxa"/>
-          </w:tblCellMar>
-        </w:tblPrEx>
         <w:tc>
           <w:tcPr>
             <w:tcW w:w="2340" w:type="dxa"/>
@@ -8814,12 +8549,6 @@
         </w:tc>
       </w:tr>
       <w:tr>
-        <w:tblPrEx>
-          <w:tblCellMar>
-            <w:top w:w="0" w:type="dxa"/>
-            <w:bottom w:w="0" w:type="dxa"/>
-          </w:tblCellMar>
-        </w:tblPrEx>
         <w:tc>
           <w:tcPr>
             <w:tcW w:w="2340" w:type="dxa"/>
@@ -8906,12 +8635,6 @@
         </w:tc>
       </w:tr>
       <w:tr>
-        <w:tblPrEx>
-          <w:tblCellMar>
-            <w:top w:w="0" w:type="dxa"/>
-            <w:bottom w:w="0" w:type="dxa"/>
-          </w:tblCellMar>
-        </w:tblPrEx>
         <w:tc>
           <w:tcPr>
             <w:tcW w:w="2340" w:type="dxa"/>
@@ -8998,12 +8721,6 @@
         </w:tc>
       </w:tr>
       <w:tr>
-        <w:tblPrEx>
-          <w:tblCellMar>
-            <w:top w:w="0" w:type="dxa"/>
-            <w:bottom w:w="0" w:type="dxa"/>
-          </w:tblCellMar>
-        </w:tblPrEx>
         <w:tc>
           <w:tcPr>
             <w:tcW w:w="2340" w:type="dxa"/>
@@ -9090,12 +8807,6 @@
         </w:tc>
       </w:tr>
       <w:tr>
-        <w:tblPrEx>
-          <w:tblCellMar>
-            <w:top w:w="0" w:type="dxa"/>
-            <w:bottom w:w="0" w:type="dxa"/>
-          </w:tblCellMar>
-        </w:tblPrEx>
         <w:tc>
           <w:tcPr>
             <w:tcW w:w="2340" w:type="dxa"/>
@@ -9182,12 +8893,6 @@
         </w:tc>
       </w:tr>
       <w:tr>
-        <w:tblPrEx>
-          <w:tblCellMar>
-            <w:top w:w="0" w:type="dxa"/>
-            <w:bottom w:w="0" w:type="dxa"/>
-          </w:tblCellMar>
-        </w:tblPrEx>
         <w:tc>
           <w:tcPr>
             <w:tcW w:w="2340" w:type="dxa"/>
@@ -9438,6 +9143,7 @@
           <w:sz w:val="18"/>
           <w:szCs w:val="18"/>
         </w:rPr>
+        <w:lastRenderedPageBreak/>
         <w:t>│   └── main.py                     # Interactive Console UI with input validation</w:t>
       </w:r>
     </w:p>
@@ -9591,7 +9297,6 @@
         <w:spacing w:before="40" w:after="40"/>
       </w:pPr>
       <w:r>
-        <w:lastRenderedPageBreak/>
         <w:t>7 normalized tables implementing a complete library data model with fine tracking.</w:t>
       </w:r>
     </w:p>
@@ -9647,6 +9352,95 @@
 <file path=word/numbering.xml><?xml version="1.0" encoding="utf-8"?>
 <w:numbering xmlns:wpc="http://schemas.microsoft.com/office/word/2010/wordprocessingCanvas" xmlns:cx="http://schemas.microsoft.com/office/drawing/2014/chartex" xmlns:cx1="http://schemas.microsoft.com/office/drawing/2015/9/8/chartex" xmlns:cx2="http://schemas.microsoft.com/office/drawing/2015/10/21/chartex" xmlns:cx3="http://schemas.microsoft.com/office/drawing/2016/5/9/chartex" xmlns:cx4="http://schemas.microsoft.com/office/drawing/2016/5/10/chartex" xmlns:cx5="http://schemas.microsoft.com/office/drawing/2016/5/11/chartex" xmlns:cx6="http://schemas.microsoft.com/office/drawing/2016/5/12/chartex" xmlns:cx7="http://schemas.microsoft.com/office/drawing/2016/5/13/chartex" xmlns:cx8="http://schemas.microsoft.com/office/drawing/2016/5/14/chartex" xmlns:mc="http://schemas.openxmlformats.org/markup-compatibility/2006" xmlns:aink="http://schemas.microsoft.com/office/drawing/2016/ink" xmlns:am3d="http://schemas.microsoft.com/office/drawing/2017/model3d" xmlns:o="urn:schemas-microsoft-com:office:office" xmlns:oel="http://schemas.microsoft.com/office/2019/extlst" xmlns:r="http://schemas.openxmlformats.org/officeDocument/2006/relationships" xmlns:m="http://schemas.openxmlformats.org/officeDocument/2006/math" xmlns:v="urn:schemas-microsoft-com:vml" xmlns:wp14="http://schemas.microsoft.com/office/word/2010/wordprocessingDrawing" xmlns:wp="http://schemas.openxmlformats.org/drawingml/2006/wordprocessingDrawing" xmlns:w10="urn:schemas-microsoft-com:office:word" xmlns:w="http://schemas.openxmlformats.org/wordprocessingml/2006/main" xmlns:w14="http://schemas.microsoft.com/office/word/2010/wordml" xmlns:w15="http://schemas.microsoft.com/office/word/2012/wordml" xmlns:w16cex="http://schemas.microsoft.com/office/word/2018/wordml/cex" xmlns:w16cid="http://schemas.microsoft.com/office/word/2016/wordml/cid" xmlns:w16="http://schemas.microsoft.com/office/word/2018/wordml" xmlns:w16du="http://schemas.microsoft.com/office/word/2023/wordml/word16du" xmlns:w16sdtdh="http://schemas.microsoft.com/office/word/2020/wordml/sdtdatahash" xmlns:w16sdtfl="http://schemas.microsoft.com/office/word/2024/wordml/sdtformatlock" xmlns:w16se="http://schemas.microsoft.com/office/word/2015/wordml/symex" xmlns:wpg="http://schemas.microsoft.com/office/word/2010/wordprocessingGroup" xmlns:wpi="http://schemas.microsoft.com/office/word/2010/wordprocessingInk" xmlns:wne="http://schemas.microsoft.com/office/word/2006/wordml" xmlns:wps="http://schemas.microsoft.com/office/word/2010/wordprocessingShape" mc:Ignorable="w14 w15 w16se w16cid w16 w16cex w16sdtdh w16sdtfl w16du wp14">
   <w:abstractNum w:abstractNumId="0" w15:restartNumberingAfterBreak="0">
+    <w:nsid w:val="01804741"/>
+    <w:multiLevelType w:val="hybridMultilevel"/>
+    <w:tmpl w:val="BBCCF578"/>
+    <w:lvl w:ilvl="0" w:tplc="0409000F">
+      <w:start w:val="1"/>
+      <w:numFmt w:val="decimal"/>
+      <w:lvlText w:val="%1."/>
+      <w:lvlJc w:val="left"/>
+      <w:pPr>
+        <w:ind w:left="720" w:hanging="360"/>
+      </w:pPr>
+      <w:rPr>
+        <w:rFonts w:hint="default"/>
+      </w:rPr>
+    </w:lvl>
+    <w:lvl w:ilvl="1" w:tplc="04090019" w:tentative="1">
+      <w:start w:val="1"/>
+      <w:numFmt w:val="lowerLetter"/>
+      <w:lvlText w:val="%2."/>
+      <w:lvlJc w:val="left"/>
+      <w:pPr>
+        <w:ind w:left="1440" w:hanging="360"/>
+      </w:pPr>
+    </w:lvl>
+    <w:lvl w:ilvl="2" w:tplc="0409001B" w:tentative="1">
+      <w:start w:val="1"/>
+      <w:numFmt w:val="lowerRoman"/>
+      <w:lvlText w:val="%3."/>
+      <w:lvlJc w:val="right"/>
+      <w:pPr>
+        <w:ind w:left="2160" w:hanging="180"/>
+      </w:pPr>
+    </w:lvl>
+    <w:lvl w:ilvl="3" w:tplc="0409000F" w:tentative="1">
+      <w:start w:val="1"/>
+      <w:numFmt w:val="decimal"/>
+      <w:lvlText w:val="%4."/>
+      <w:lvlJc w:val="left"/>
+      <w:pPr>
+        <w:ind w:left="2880" w:hanging="360"/>
+      </w:pPr>
+    </w:lvl>
+    <w:lvl w:ilvl="4" w:tplc="04090019" w:tentative="1">
+      <w:start w:val="1"/>
+      <w:numFmt w:val="lowerLetter"/>
+      <w:lvlText w:val="%5."/>
+      <w:lvlJc w:val="left"/>
+      <w:pPr>
+        <w:ind w:left="3600" w:hanging="360"/>
+      </w:pPr>
+    </w:lvl>
+    <w:lvl w:ilvl="5" w:tplc="0409001B" w:tentative="1">
+      <w:start w:val="1"/>
+      <w:numFmt w:val="lowerRoman"/>
+      <w:lvlText w:val="%6."/>
+      <w:lvlJc w:val="right"/>
+      <w:pPr>
+        <w:ind w:left="4320" w:hanging="180"/>
+      </w:pPr>
+    </w:lvl>
+    <w:lvl w:ilvl="6" w:tplc="0409000F" w:tentative="1">
+      <w:start w:val="1"/>
+      <w:numFmt w:val="decimal"/>
+      <w:lvlText w:val="%7."/>
+      <w:lvlJc w:val="left"/>
+      <w:pPr>
+        <w:ind w:left="5040" w:hanging="360"/>
+      </w:pPr>
+    </w:lvl>
+    <w:lvl w:ilvl="7" w:tplc="04090019" w:tentative="1">
+      <w:start w:val="1"/>
+      <w:numFmt w:val="lowerLetter"/>
+      <w:lvlText w:val="%8."/>
+      <w:lvlJc w:val="left"/>
+      <w:pPr>
+        <w:ind w:left="5760" w:hanging="360"/>
+      </w:pPr>
+    </w:lvl>
+    <w:lvl w:ilvl="8" w:tplc="0409001B" w:tentative="1">
+      <w:start w:val="1"/>
+      <w:numFmt w:val="lowerRoman"/>
+      <w:lvlText w:val="%9."/>
+      <w:lvlJc w:val="right"/>
+      <w:pPr>
+        <w:ind w:left="6480" w:hanging="180"/>
+      </w:pPr>
+    </w:lvl>
+  </w:abstractNum>
+  <w:abstractNum w:abstractNumId="1" w15:restartNumberingAfterBreak="0">
     <w:nsid w:val="19C56297"/>
     <w:multiLevelType w:val="hybridMultilevel"/>
     <w:tmpl w:val="EB6C14B8"/>
@@ -9700,7 +9494,7 @@
       <w:lvlJc w:val="left"/>
     </w:lvl>
   </w:abstractNum>
-  <w:abstractNum w:abstractNumId="1" w15:restartNumberingAfterBreak="0">
+  <w:abstractNum w:abstractNumId="2" w15:restartNumberingAfterBreak="0">
     <w:nsid w:val="2E646BB1"/>
     <w:multiLevelType w:val="hybridMultilevel"/>
     <w:tmpl w:val="8D30CC10"/>
@@ -9787,16 +9581,19 @@
     </w:lvl>
   </w:abstractNum>
   <w:num w:numId="1" w16cid:durableId="334304159">
+    <w:abstractNumId w:val="2"/>
+    <w:lvlOverride w:ilvl="0">
+      <w:startOverride w:val="1"/>
+    </w:lvlOverride>
+  </w:num>
+  <w:num w:numId="2" w16cid:durableId="43719690">
     <w:abstractNumId w:val="1"/>
     <w:lvlOverride w:ilvl="0">
       <w:startOverride w:val="1"/>
     </w:lvlOverride>
   </w:num>
-  <w:num w:numId="2" w16cid:durableId="43719690">
+  <w:num w:numId="3" w16cid:durableId="429786551">
     <w:abstractNumId w:val="0"/>
-    <w:lvlOverride w:ilvl="0">
-      <w:startOverride w:val="1"/>
-    </w:lvlOverride>
   </w:num>
 </w:numbering>
 </file>
@@ -10284,7 +10081,6 @@
   <w:style w:type="character" w:default="1" w:styleId="DefaultParagraphFont">
     <w:name w:val="Default Paragraph Font"/>
     <w:uiPriority w:val="1"/>
-    <w:semiHidden/>
     <w:unhideWhenUsed/>
   </w:style>
   <w:style w:type="table" w:default="1" w:styleId="TableNormal">
@@ -10398,6 +10194,18 @@
     <w:rPr>
       <w:sz w:val="20"/>
       <w:szCs w:val="20"/>
+    </w:rPr>
+  </w:style>
+  <w:style w:type="character" w:styleId="UnresolvedMention">
+    <w:name w:val="Unresolved Mention"/>
+    <w:basedOn w:val="DefaultParagraphFont"/>
+    <w:uiPriority w:val="99"/>
+    <w:semiHidden/>
+    <w:unhideWhenUsed/>
+    <w:rsid w:val="00BD7BF5"/>
+    <w:rPr>
+      <w:color w:val="605E5C"/>
+      <w:shd w:val="clear" w:color="auto" w:fill="E1DFDD"/>
     </w:rPr>
   </w:style>
 </w:styles>
